--- a/Capg-AdvJava-Training/CapgeminiAdvJavaIndex_Nithin.docx
+++ b/Capg-AdvJava-Training/CapgeminiAdvJavaIndex_Nithin.docx
@@ -19,9 +19,27 @@
         <w:rPr>
           <w:sz w:val="26"/>
           <w:szCs w:val="26"/>
-          <w:lang w:val="en-US"/>
-        </w:rPr>
-        <w:t>Focus and Interest</w:t>
+          <w:u w:val="single"/>
+          <w:lang w:val="en-US"/>
+        </w:rPr>
+        <w:t>Focus</w:t>
+      </w:r>
+      <w:r>
+        <w:rPr>
+          <w:sz w:val="26"/>
+          <w:szCs w:val="26"/>
+          <w:lang w:val="en-US"/>
+        </w:rPr>
+        <w:t xml:space="preserve"> and </w:t>
+      </w:r>
+      <w:r>
+        <w:rPr>
+          <w:sz w:val="26"/>
+          <w:szCs w:val="26"/>
+          <w:u w:val="single"/>
+          <w:lang w:val="en-US"/>
+        </w:rPr>
+        <w:t>Interest</w:t>
       </w:r>
     </w:p>
     <w:p>
@@ -34,13 +52,15 @@
         <w:rPr>
           <w:sz w:val="26"/>
           <w:szCs w:val="26"/>
-          <w:lang w:val="en-US"/>
-        </w:rPr>
-      </w:pPr>
-      <w:r>
-        <w:rPr>
-          <w:sz w:val="26"/>
-          <w:szCs w:val="26"/>
+          <w:u w:val="single"/>
+          <w:lang w:val="en-US"/>
+        </w:rPr>
+      </w:pPr>
+      <w:r>
+        <w:rPr>
+          <w:sz w:val="26"/>
+          <w:szCs w:val="26"/>
+          <w:u w:val="single"/>
           <w:lang w:val="en-US"/>
         </w:rPr>
         <w:t>Listening</w:t>
@@ -65,58 +85,202 @@
           <w:szCs w:val="26"/>
           <w:lang w:val="en-US"/>
         </w:rPr>
-        <w:t>No multi-tasking</w:t>
-      </w:r>
-    </w:p>
-    <w:p>
-      <w:pPr>
-        <w:rPr>
-          <w:sz w:val="26"/>
-          <w:szCs w:val="26"/>
-          <w:lang w:val="en-US"/>
-        </w:rPr>
-      </w:pPr>
-    </w:p>
-    <w:p>
-      <w:pPr>
-        <w:rPr>
-          <w:sz w:val="26"/>
-          <w:szCs w:val="26"/>
-          <w:lang w:val="en-US"/>
-        </w:rPr>
-      </w:pPr>
-    </w:p>
-    <w:p>
-      <w:pPr>
-        <w:rPr>
-          <w:sz w:val="26"/>
-          <w:szCs w:val="26"/>
-          <w:lang w:val="en-US"/>
-        </w:rPr>
-      </w:pPr>
-      <w:r>
-        <w:rPr>
-          <w:sz w:val="26"/>
-          <w:szCs w:val="26"/>
-          <w:lang w:val="en-US"/>
-        </w:rPr>
-        <w:t>Testing: To test all the Products/</w:t>
-      </w:r>
-      <w:r>
-        <w:rPr>
-          <w:sz w:val="26"/>
-          <w:szCs w:val="26"/>
-          <w:lang w:val="en-US"/>
-        </w:rPr>
-        <w:t>Applications</w:t>
-      </w:r>
-      <w:r>
-        <w:rPr>
-          <w:sz w:val="26"/>
-          <w:szCs w:val="26"/>
-          <w:lang w:val="en-US"/>
-        </w:rPr>
-        <w:t>.</w:t>
+        <w:t xml:space="preserve">No </w:t>
+      </w:r>
+      <w:r>
+        <w:rPr>
+          <w:sz w:val="26"/>
+          <w:szCs w:val="26"/>
+          <w:u w:val="single"/>
+          <w:lang w:val="en-US"/>
+        </w:rPr>
+        <w:t>multi-tasking</w:t>
+      </w:r>
+    </w:p>
+    <w:p>
+      <w:pPr>
+        <w:pStyle w:val="ListParagraph"/>
+        <w:numPr>
+          <w:ilvl w:val="0"/>
+          <w:numId w:val="1"/>
+        </w:numPr>
+        <w:rPr>
+          <w:sz w:val="26"/>
+          <w:szCs w:val="26"/>
+          <w:lang w:val="en-US"/>
+        </w:rPr>
+      </w:pPr>
+      <w:r>
+        <w:rPr>
+          <w:sz w:val="26"/>
+          <w:szCs w:val="26"/>
+          <w:u w:val="single"/>
+          <w:lang w:val="en-US"/>
+        </w:rPr>
+        <w:t>Self-commitment</w:t>
+      </w:r>
+    </w:p>
+    <w:p>
+      <w:pPr>
+        <w:pStyle w:val="ListParagraph"/>
+        <w:numPr>
+          <w:ilvl w:val="0"/>
+          <w:numId w:val="1"/>
+        </w:numPr>
+        <w:rPr>
+          <w:sz w:val="26"/>
+          <w:szCs w:val="26"/>
+          <w:lang w:val="en-US"/>
+        </w:rPr>
+      </w:pPr>
+      <w:r>
+        <w:rPr>
+          <w:sz w:val="26"/>
+          <w:szCs w:val="26"/>
+          <w:lang w:val="en-US"/>
+        </w:rPr>
+        <w:t xml:space="preserve">Learn from others </w:t>
+      </w:r>
+      <w:r>
+        <w:rPr>
+          <w:sz w:val="26"/>
+          <w:szCs w:val="26"/>
+          <w:u w:val="single"/>
+          <w:lang w:val="en-US"/>
+        </w:rPr>
+        <w:t>experience</w:t>
+      </w:r>
+    </w:p>
+    <w:p>
+      <w:pPr>
+        <w:pStyle w:val="ListParagraph"/>
+        <w:numPr>
+          <w:ilvl w:val="0"/>
+          <w:numId w:val="1"/>
+        </w:numPr>
+        <w:rPr>
+          <w:sz w:val="26"/>
+          <w:szCs w:val="26"/>
+          <w:lang w:val="en-US"/>
+        </w:rPr>
+      </w:pPr>
+      <w:r>
+        <w:rPr>
+          <w:sz w:val="26"/>
+          <w:szCs w:val="26"/>
+          <w:lang w:val="en-US"/>
+        </w:rPr>
+        <w:t>Learning should be systematically.</w:t>
+      </w:r>
+    </w:p>
+    <w:p>
+      <w:pPr>
+        <w:rPr>
+          <w:sz w:val="26"/>
+          <w:szCs w:val="26"/>
+          <w:lang w:val="en-US"/>
+        </w:rPr>
+      </w:pPr>
+      <w:r>
+        <w:rPr>
+          <w:sz w:val="26"/>
+          <w:szCs w:val="26"/>
+          <w:lang w:val="en-US"/>
+        </w:rPr>
+        <w:t xml:space="preserve">Presentation </w:t>
+      </w:r>
+    </w:p>
+    <w:p>
+      <w:pPr>
+        <w:pStyle w:val="ListParagraph"/>
+        <w:numPr>
+          <w:ilvl w:val="0"/>
+          <w:numId w:val="3"/>
+        </w:numPr>
+        <w:rPr>
+          <w:sz w:val="26"/>
+          <w:szCs w:val="26"/>
+          <w:lang w:val="en-US"/>
+        </w:rPr>
+      </w:pPr>
+      <w:r>
+        <w:rPr>
+          <w:sz w:val="26"/>
+          <w:szCs w:val="26"/>
+          <w:lang w:val="en-US"/>
+        </w:rPr>
+        <w:t>Confident on topic/subject</w:t>
+      </w:r>
+    </w:p>
+    <w:p>
+      <w:pPr>
+        <w:pStyle w:val="ListParagraph"/>
+        <w:numPr>
+          <w:ilvl w:val="0"/>
+          <w:numId w:val="3"/>
+        </w:numPr>
+        <w:rPr>
+          <w:sz w:val="26"/>
+          <w:szCs w:val="26"/>
+          <w:lang w:val="en-US"/>
+        </w:rPr>
+      </w:pPr>
+      <w:r>
+        <w:rPr>
+          <w:sz w:val="26"/>
+          <w:szCs w:val="26"/>
+          <w:lang w:val="en-US"/>
+        </w:rPr>
+        <w:t>Body-language</w:t>
+      </w:r>
+    </w:p>
+    <w:p>
+      <w:pPr>
+        <w:pStyle w:val="ListParagraph"/>
+        <w:numPr>
+          <w:ilvl w:val="0"/>
+          <w:numId w:val="3"/>
+        </w:numPr>
+        <w:rPr>
+          <w:sz w:val="26"/>
+          <w:szCs w:val="26"/>
+          <w:lang w:val="en-US"/>
+        </w:rPr>
+      </w:pPr>
+    </w:p>
+    <w:p>
+      <w:pPr>
+        <w:rPr>
+          <w:sz w:val="26"/>
+          <w:szCs w:val="26"/>
+          <w:lang w:val="en-US"/>
+        </w:rPr>
+      </w:pPr>
+    </w:p>
+    <w:p>
+      <w:pPr>
+        <w:rPr>
+          <w:sz w:val="26"/>
+          <w:szCs w:val="26"/>
+          <w:lang w:val="en-US"/>
+        </w:rPr>
+      </w:pPr>
+    </w:p>
+    <w:p>
+      <w:pPr>
+        <w:rPr>
+          <w:sz w:val="26"/>
+          <w:szCs w:val="26"/>
+          <w:lang w:val="en-US"/>
+        </w:rPr>
+      </w:pPr>
+      <w:r>
+        <w:rPr>
+          <w:sz w:val="26"/>
+          <w:szCs w:val="26"/>
+          <w:lang w:val="en-US"/>
+        </w:rPr>
+        <w:t>Testing: To test all the Products/Applications.</w:t>
       </w:r>
     </w:p>
     <w:p>
@@ -201,18 +365,8 @@
           <w:szCs w:val="26"/>
           <w:lang w:val="en-US"/>
         </w:rPr>
-        <w:t xml:space="preserve">    -Applicable for all types of applications </w:t>
-      </w:r>
-      <w:proofErr w:type="gramStart"/>
-      <w:r>
-        <w:rPr>
-          <w:sz w:val="26"/>
-          <w:szCs w:val="26"/>
-          <w:lang w:val="en-US"/>
-        </w:rPr>
-        <w:t>Frontend</w:t>
-      </w:r>
-      <w:proofErr w:type="gramEnd"/>
+        <w:t xml:space="preserve">    -Applicable for all types of applications Frontend</w:t>
+      </w:r>
     </w:p>
     <w:p>
       <w:pPr>
@@ -373,25 +527,7 @@
           <w:szCs w:val="26"/>
           <w:lang w:val="en-US"/>
         </w:rPr>
-        <w:t xml:space="preserve">    (Framework:- </w:t>
-      </w:r>
-      <w:proofErr w:type="gramStart"/>
-      <w:r>
-        <w:rPr>
-          <w:sz w:val="26"/>
-          <w:szCs w:val="26"/>
-          <w:lang w:val="en-US"/>
-        </w:rPr>
-        <w:t>Pre-Built</w:t>
-      </w:r>
-      <w:proofErr w:type="gramEnd"/>
-      <w:r>
-        <w:rPr>
-          <w:sz w:val="26"/>
-          <w:szCs w:val="26"/>
-          <w:lang w:val="en-US"/>
-        </w:rPr>
-        <w:t xml:space="preserve"> code which can be used to develop and it is pre-tested so </w:t>
+        <w:t xml:space="preserve">    (Framework:- Pre-Built code which can be used to develop and it is pre-tested so </w:t>
       </w:r>
       <w:r>
         <w:rPr>
@@ -457,25 +593,8 @@
           <w:szCs w:val="26"/>
           <w:lang w:val="en-US"/>
         </w:rPr>
-        <w:t xml:space="preserve">    (Advantages: Saves time, </w:t>
-      </w:r>
-      <w:proofErr w:type="gramStart"/>
-      <w:r>
-        <w:rPr>
-          <w:sz w:val="26"/>
-          <w:szCs w:val="26"/>
-          <w:lang w:val="en-US"/>
-        </w:rPr>
-        <w:t>Saves</w:t>
-      </w:r>
-      <w:proofErr w:type="gramEnd"/>
-      <w:r>
-        <w:rPr>
-          <w:sz w:val="26"/>
-          <w:szCs w:val="26"/>
-          <w:lang w:val="en-US"/>
-        </w:rPr>
-        <w:t xml:space="preserve"> money, Saves effort)</w:t>
+        <w:lastRenderedPageBreak/>
+        <w:t xml:space="preserve">    (Advantages: Saves time, Saves money, Saves effort)</w:t>
       </w:r>
     </w:p>
     <w:p>
@@ -526,25 +645,7 @@
           <w:szCs w:val="26"/>
           <w:lang w:val="en-US"/>
         </w:rPr>
-        <w:t xml:space="preserve">    (Advantages: No need to write code, </w:t>
-      </w:r>
-      <w:proofErr w:type="gramStart"/>
-      <w:r>
-        <w:rPr>
-          <w:sz w:val="26"/>
-          <w:szCs w:val="26"/>
-          <w:lang w:val="en-US"/>
-        </w:rPr>
-        <w:t>No</w:t>
-      </w:r>
-      <w:proofErr w:type="gramEnd"/>
-      <w:r>
-        <w:rPr>
-          <w:sz w:val="26"/>
-          <w:szCs w:val="26"/>
-          <w:lang w:val="en-US"/>
-        </w:rPr>
-        <w:t xml:space="preserve"> need to test code)</w:t>
+        <w:t xml:space="preserve">    (Advantages: No need to write code, No need to test code)</w:t>
       </w:r>
     </w:p>
     <w:p>
@@ -587,37 +688,40 @@
           <w:szCs w:val="26"/>
           <w:lang w:val="en-US"/>
         </w:rPr>
-        <w:lastRenderedPageBreak/>
-        <w:t xml:space="preserve"> </w:t>
-      </w:r>
-      <w:proofErr w:type="spellStart"/>
-      <w:r>
-        <w:rPr>
-          <w:sz w:val="26"/>
-          <w:szCs w:val="26"/>
-          <w:lang w:val="en-US"/>
-        </w:rPr>
-        <w:t>FrameWorks</w:t>
-      </w:r>
-      <w:proofErr w:type="spellEnd"/>
-      <w:r>
-        <w:rPr>
-          <w:sz w:val="26"/>
-          <w:szCs w:val="26"/>
-          <w:lang w:val="en-US"/>
-        </w:rPr>
-        <w:t xml:space="preserve">:- Pre-Built code which can be used to develop and it is pre-tested so saves time </w:t>
-      </w:r>
-      <w:proofErr w:type="spellStart"/>
-      <w:r>
-        <w:rPr>
-          <w:sz w:val="26"/>
-          <w:szCs w:val="26"/>
-          <w:lang w:val="en-US"/>
-        </w:rPr>
-        <w:t>fro</w:t>
-      </w:r>
-      <w:proofErr w:type="spellEnd"/>
+        <w:t xml:space="preserve"> FrameWorks:- Pre-Built code which can be used to develop</w:t>
+      </w:r>
+      <w:r>
+        <w:rPr>
+          <w:sz w:val="26"/>
+          <w:szCs w:val="26"/>
+          <w:lang w:val="en-US"/>
+        </w:rPr>
+        <w:t xml:space="preserve"> i.e reuse the existing code reducing the lines of code</w:t>
+      </w:r>
+      <w:r>
+        <w:rPr>
+          <w:sz w:val="26"/>
+          <w:szCs w:val="26"/>
+          <w:lang w:val="en-US"/>
+        </w:rPr>
+        <w:t xml:space="preserve"> and it is pre-tested so saves time </w:t>
+      </w:r>
+      <w:r>
+        <w:rPr>
+          <w:sz w:val="26"/>
+          <w:szCs w:val="26"/>
+          <w:lang w:val="en-US"/>
+        </w:rPr>
+        <w:t>f</w:t>
+      </w:r>
+      <w:r>
+        <w:rPr>
+          <w:sz w:val="26"/>
+          <w:szCs w:val="26"/>
+          <w:lang w:val="en-US"/>
+        </w:rPr>
+        <w:t>or</w:t>
+      </w:r>
       <w:r>
         <w:rPr>
           <w:sz w:val="26"/>
@@ -769,6 +873,2813 @@
           <w:lang w:val="en-US"/>
         </w:rPr>
       </w:pPr>
+      <w:r>
+        <w:rPr>
+          <w:sz w:val="26"/>
+          <w:szCs w:val="26"/>
+          <w:lang w:val="en-US"/>
+        </w:rPr>
+        <w:t>Junit is a process of testing the quality of  the code for business logic methods.</w:t>
+      </w:r>
+    </w:p>
+    <w:p>
+      <w:pPr>
+        <w:rPr>
+          <w:sz w:val="26"/>
+          <w:szCs w:val="26"/>
+          <w:lang w:val="en-US"/>
+        </w:rPr>
+      </w:pPr>
+      <w:r>
+        <w:rPr>
+          <w:sz w:val="26"/>
+          <w:szCs w:val="26"/>
+          <w:lang w:val="en-US"/>
+        </w:rPr>
+        <w:t>Junit3:- uses inheritance, where we extends TestCase class with out test class to aquire some useful methods like assertEquals and etc.</w:t>
+      </w:r>
+    </w:p>
+    <w:p>
+      <w:pPr>
+        <w:rPr>
+          <w:sz w:val="26"/>
+          <w:szCs w:val="26"/>
+          <w:lang w:val="en-US"/>
+        </w:rPr>
+      </w:pPr>
+      <w:r>
+        <w:rPr>
+          <w:sz w:val="26"/>
+          <w:szCs w:val="26"/>
+          <w:lang w:val="en-US"/>
+        </w:rPr>
+        <w:t>Junit4:- use</w:t>
+      </w:r>
+      <w:r>
+        <w:rPr>
+          <w:sz w:val="26"/>
+          <w:szCs w:val="26"/>
+          <w:lang w:val="en-US"/>
+        </w:rPr>
+        <w:t>s</w:t>
+      </w:r>
+      <w:r>
+        <w:rPr>
+          <w:sz w:val="26"/>
+          <w:szCs w:val="26"/>
+          <w:lang w:val="en-US"/>
+        </w:rPr>
+        <w:t xml:space="preserve"> annotations </w:t>
+      </w:r>
+    </w:p>
+    <w:p>
+      <w:pPr>
+        <w:rPr>
+          <w:sz w:val="26"/>
+          <w:szCs w:val="26"/>
+          <w:lang w:val="en-US"/>
+        </w:rPr>
+      </w:pPr>
+      <w:r>
+        <w:rPr>
+          <w:sz w:val="26"/>
+          <w:szCs w:val="26"/>
+          <w:lang w:val="en-US"/>
+        </w:rPr>
+        <w:t>Example: @test,@override</w:t>
+      </w:r>
+    </w:p>
+    <w:p>
+      <w:pPr>
+        <w:rPr>
+          <w:sz w:val="26"/>
+          <w:szCs w:val="26"/>
+          <w:lang w:val="en-US"/>
+        </w:rPr>
+      </w:pPr>
+      <w:r>
+        <w:rPr>
+          <w:sz w:val="26"/>
+          <w:szCs w:val="26"/>
+          <w:lang w:val="en-US"/>
+        </w:rPr>
+        <w:t>Junit5:- uses annotations + business methodologies</w:t>
+      </w:r>
+    </w:p>
+    <w:p>
+      <w:pPr>
+        <w:rPr>
+          <w:sz w:val="26"/>
+          <w:szCs w:val="26"/>
+          <w:lang w:val="en-US"/>
+        </w:rPr>
+      </w:pPr>
+    </w:p>
+    <w:p>
+      <w:pPr>
+        <w:rPr>
+          <w:sz w:val="26"/>
+          <w:szCs w:val="26"/>
+          <w:lang w:val="en-US"/>
+        </w:rPr>
+      </w:pPr>
+      <w:r>
+        <w:rPr>
+          <w:sz w:val="26"/>
+          <w:szCs w:val="26"/>
+          <w:lang w:val="en-US"/>
+        </w:rPr>
+        <w:t>For using Junit we need to get a .jar file named junit4-9.jar from chrome and load this onto the project in eclipse path&gt;&gt;Project&gt;&gt;BuildPAth&gt;&gt;ConfigureBildPath&gt;&gt;libraries&gt;&gt;AddExteralLibraries.</w:t>
+      </w:r>
+    </w:p>
+    <w:p>
+      <w:pPr>
+        <w:rPr>
+          <w:sz w:val="26"/>
+          <w:szCs w:val="26"/>
+          <w:lang w:val="en-US"/>
+        </w:rPr>
+      </w:pPr>
+    </w:p>
+    <w:p>
+      <w:pPr>
+        <w:rPr>
+          <w:sz w:val="26"/>
+          <w:szCs w:val="26"/>
+          <w:u w:val="single"/>
+          <w:lang w:val="en-US"/>
+        </w:rPr>
+      </w:pPr>
+      <w:r>
+        <w:rPr>
+          <w:sz w:val="26"/>
+          <w:szCs w:val="26"/>
+          <w:u w:val="single"/>
+          <w:lang w:val="en-US"/>
+        </w:rPr>
+        <w:t>For creating a new user in Oracle:-</w:t>
+      </w:r>
+    </w:p>
+    <w:p>
+      <w:pPr>
+        <w:rPr>
+          <w:b/>
+          <w:bCs/>
+          <w:sz w:val="26"/>
+          <w:szCs w:val="26"/>
+          <w:lang w:val="en-US"/>
+        </w:rPr>
+      </w:pPr>
+      <w:r>
+        <w:rPr>
+          <w:b/>
+          <w:bCs/>
+          <w:sz w:val="26"/>
+          <w:szCs w:val="26"/>
+          <w:lang w:val="en-US"/>
+        </w:rPr>
+        <w:lastRenderedPageBreak/>
+        <w:t>SQL&gt; conn</w:t>
+      </w:r>
+    </w:p>
+    <w:p>
+      <w:pPr>
+        <w:rPr>
+          <w:b/>
+          <w:bCs/>
+          <w:sz w:val="26"/>
+          <w:szCs w:val="26"/>
+          <w:lang w:val="en-US"/>
+        </w:rPr>
+      </w:pPr>
+      <w:r>
+        <w:rPr>
+          <w:b/>
+          <w:bCs/>
+          <w:sz w:val="26"/>
+          <w:szCs w:val="26"/>
+          <w:lang w:val="en-US"/>
+        </w:rPr>
+        <w:t>Enter user-name: as sysdba</w:t>
+      </w:r>
+    </w:p>
+    <w:p>
+      <w:pPr>
+        <w:rPr>
+          <w:b/>
+          <w:bCs/>
+          <w:sz w:val="26"/>
+          <w:szCs w:val="26"/>
+          <w:lang w:val="en-US"/>
+        </w:rPr>
+      </w:pPr>
+      <w:r>
+        <w:rPr>
+          <w:b/>
+          <w:bCs/>
+          <w:sz w:val="26"/>
+          <w:szCs w:val="26"/>
+          <w:lang w:val="en-US"/>
+        </w:rPr>
+        <w:t>Enter user-name: as sysdba</w:t>
+      </w:r>
+    </w:p>
+    <w:p>
+      <w:pPr>
+        <w:rPr>
+          <w:b/>
+          <w:bCs/>
+          <w:sz w:val="26"/>
+          <w:szCs w:val="26"/>
+          <w:lang w:val="en-US"/>
+        </w:rPr>
+      </w:pPr>
+      <w:r>
+        <w:rPr>
+          <w:b/>
+          <w:bCs/>
+          <w:sz w:val="26"/>
+          <w:szCs w:val="26"/>
+          <w:lang w:val="en-US"/>
+        </w:rPr>
+        <w:t>Connected.</w:t>
+      </w:r>
+    </w:p>
+    <w:p>
+      <w:pPr>
+        <w:rPr>
+          <w:b/>
+          <w:bCs/>
+          <w:sz w:val="26"/>
+          <w:szCs w:val="26"/>
+          <w:lang w:val="en-US"/>
+        </w:rPr>
+      </w:pPr>
+      <w:r>
+        <w:rPr>
+          <w:b/>
+          <w:bCs/>
+          <w:sz w:val="26"/>
+          <w:szCs w:val="26"/>
+          <w:lang w:val="en-US"/>
+        </w:rPr>
+        <w:t>SQL&gt; create user capgdb identified by capgdb;</w:t>
+      </w:r>
+    </w:p>
+    <w:p>
+      <w:pPr>
+        <w:rPr>
+          <w:b/>
+          <w:bCs/>
+          <w:sz w:val="26"/>
+          <w:szCs w:val="26"/>
+          <w:lang w:val="en-US"/>
+        </w:rPr>
+      </w:pPr>
+    </w:p>
+    <w:p>
+      <w:pPr>
+        <w:rPr>
+          <w:b/>
+          <w:bCs/>
+          <w:sz w:val="26"/>
+          <w:szCs w:val="26"/>
+          <w:lang w:val="en-US"/>
+        </w:rPr>
+      </w:pPr>
+      <w:r>
+        <w:rPr>
+          <w:b/>
+          <w:bCs/>
+          <w:sz w:val="26"/>
+          <w:szCs w:val="26"/>
+          <w:lang w:val="en-US"/>
+        </w:rPr>
+        <w:t>User created.</w:t>
+      </w:r>
+    </w:p>
+    <w:p>
+      <w:pPr>
+        <w:rPr>
+          <w:b/>
+          <w:bCs/>
+          <w:sz w:val="26"/>
+          <w:szCs w:val="26"/>
+          <w:lang w:val="en-US"/>
+        </w:rPr>
+      </w:pPr>
+      <w:r>
+        <w:rPr>
+          <w:b/>
+          <w:bCs/>
+          <w:sz w:val="26"/>
+          <w:szCs w:val="26"/>
+          <w:lang w:val="en-US"/>
+        </w:rPr>
+        <w:t>SQL&gt; grant connect,</w:t>
+      </w:r>
+      <w:r>
+        <w:rPr>
+          <w:b/>
+          <w:bCs/>
+          <w:sz w:val="26"/>
+          <w:szCs w:val="26"/>
+          <w:lang w:val="en-US"/>
+        </w:rPr>
+        <w:t xml:space="preserve"> </w:t>
+      </w:r>
+      <w:r>
+        <w:rPr>
+          <w:b/>
+          <w:bCs/>
+          <w:sz w:val="26"/>
+          <w:szCs w:val="26"/>
+          <w:lang w:val="en-US"/>
+        </w:rPr>
+        <w:t>resource,</w:t>
+      </w:r>
+      <w:r>
+        <w:rPr>
+          <w:b/>
+          <w:bCs/>
+          <w:sz w:val="26"/>
+          <w:szCs w:val="26"/>
+          <w:lang w:val="en-US"/>
+        </w:rPr>
+        <w:t xml:space="preserve"> </w:t>
+      </w:r>
+      <w:r>
+        <w:rPr>
+          <w:b/>
+          <w:bCs/>
+          <w:sz w:val="26"/>
+          <w:szCs w:val="26"/>
+          <w:lang w:val="en-US"/>
+        </w:rPr>
+        <w:t>dba to capgdb;</w:t>
+      </w:r>
+    </w:p>
+    <w:p>
+      <w:pPr>
+        <w:rPr>
+          <w:b/>
+          <w:bCs/>
+          <w:sz w:val="26"/>
+          <w:szCs w:val="26"/>
+          <w:lang w:val="en-US"/>
+        </w:rPr>
+      </w:pPr>
+      <w:r>
+        <w:rPr>
+          <w:b/>
+          <w:bCs/>
+          <w:sz w:val="26"/>
+          <w:szCs w:val="26"/>
+          <w:lang w:val="en-US"/>
+        </w:rPr>
+        <w:t>Grant succeeded.</w:t>
+      </w:r>
+    </w:p>
+    <w:p>
+      <w:pPr>
+        <w:rPr>
+          <w:b/>
+          <w:bCs/>
+          <w:sz w:val="26"/>
+          <w:szCs w:val="26"/>
+          <w:lang w:val="en-US"/>
+        </w:rPr>
+      </w:pPr>
+      <w:r>
+        <w:rPr>
+          <w:b/>
+          <w:bCs/>
+          <w:sz w:val="26"/>
+          <w:szCs w:val="26"/>
+          <w:lang w:val="en-US"/>
+        </w:rPr>
+        <w:t>SQL&gt; conn</w:t>
+      </w:r>
+    </w:p>
+    <w:p>
+      <w:pPr>
+        <w:rPr>
+          <w:b/>
+          <w:bCs/>
+          <w:sz w:val="26"/>
+          <w:szCs w:val="26"/>
+          <w:lang w:val="en-US"/>
+        </w:rPr>
+      </w:pPr>
+      <w:r>
+        <w:rPr>
+          <w:b/>
+          <w:bCs/>
+          <w:sz w:val="26"/>
+          <w:szCs w:val="26"/>
+          <w:lang w:val="en-US"/>
+        </w:rPr>
+        <w:t>Enter user-name: capgdb</w:t>
+      </w:r>
+    </w:p>
+    <w:p>
+      <w:pPr>
+        <w:rPr>
+          <w:b/>
+          <w:bCs/>
+          <w:sz w:val="26"/>
+          <w:szCs w:val="26"/>
+          <w:lang w:val="en-US"/>
+        </w:rPr>
+      </w:pPr>
+      <w:r>
+        <w:rPr>
+          <w:b/>
+          <w:bCs/>
+          <w:sz w:val="26"/>
+          <w:szCs w:val="26"/>
+          <w:lang w:val="en-US"/>
+        </w:rPr>
+        <w:t>Enter password:</w:t>
+      </w:r>
+    </w:p>
+    <w:p>
+      <w:pPr>
+        <w:rPr>
+          <w:b/>
+          <w:bCs/>
+          <w:sz w:val="26"/>
+          <w:szCs w:val="26"/>
+          <w:lang w:val="en-US"/>
+        </w:rPr>
+      </w:pPr>
+      <w:r>
+        <w:rPr>
+          <w:b/>
+          <w:bCs/>
+          <w:sz w:val="26"/>
+          <w:szCs w:val="26"/>
+          <w:lang w:val="en-US"/>
+        </w:rPr>
+        <w:t>Connected.</w:t>
+      </w:r>
+    </w:p>
+    <w:p>
+      <w:pPr>
+        <w:rPr>
+          <w:b/>
+          <w:bCs/>
+          <w:sz w:val="26"/>
+          <w:szCs w:val="26"/>
+          <w:lang w:val="en-US"/>
+        </w:rPr>
+      </w:pPr>
+      <w:r>
+        <w:rPr>
+          <w:b/>
+          <w:bCs/>
+          <w:sz w:val="26"/>
+          <w:szCs w:val="26"/>
+          <w:lang w:val="en-US"/>
+        </w:rPr>
+        <w:t>SQL&gt;</w:t>
+      </w:r>
+    </w:p>
+    <w:p>
+      <w:pPr>
+        <w:rPr>
+          <w:b/>
+          <w:bCs/>
+          <w:sz w:val="26"/>
+          <w:szCs w:val="26"/>
+          <w:lang w:val="en-US"/>
+        </w:rPr>
+      </w:pPr>
+    </w:p>
+    <w:p>
+      <w:pPr>
+        <w:rPr>
+          <w:b/>
+          <w:bCs/>
+          <w:sz w:val="26"/>
+          <w:szCs w:val="26"/>
+          <w:lang w:val="en-US"/>
+        </w:rPr>
+      </w:pPr>
+    </w:p>
+    <w:p>
+      <w:pPr>
+        <w:rPr>
+          <w:sz w:val="26"/>
+          <w:szCs w:val="26"/>
+          <w:lang w:val="en-US"/>
+        </w:rPr>
+      </w:pPr>
+      <w:r>
+        <w:rPr>
+          <w:sz w:val="26"/>
+          <w:szCs w:val="26"/>
+          <w:lang w:val="en-US"/>
+        </w:rPr>
+        <w:t>Task 10/2:</w:t>
+      </w:r>
+    </w:p>
+    <w:p>
+      <w:pPr>
+        <w:rPr>
+          <w:sz w:val="26"/>
+          <w:szCs w:val="26"/>
+          <w:lang w:val="en-US"/>
+        </w:rPr>
+      </w:pPr>
+      <w:r>
+        <w:rPr>
+          <w:sz w:val="26"/>
+          <w:szCs w:val="26"/>
+          <w:lang w:val="en-US"/>
+        </w:rPr>
+        <w:t>1.insert</w:t>
+      </w:r>
+    </w:p>
+    <w:p>
+      <w:pPr>
+        <w:rPr>
+          <w:sz w:val="26"/>
+          <w:szCs w:val="26"/>
+          <w:lang w:val="en-US"/>
+        </w:rPr>
+      </w:pPr>
+      <w:r>
+        <w:rPr>
+          <w:sz w:val="26"/>
+          <w:szCs w:val="26"/>
+          <w:lang w:val="en-US"/>
+        </w:rPr>
+        <w:t>2.view all records</w:t>
+      </w:r>
+    </w:p>
+    <w:p>
+      <w:pPr>
+        <w:rPr>
+          <w:sz w:val="26"/>
+          <w:szCs w:val="26"/>
+          <w:lang w:val="en-US"/>
+        </w:rPr>
+      </w:pPr>
+      <w:r>
+        <w:rPr>
+          <w:sz w:val="26"/>
+          <w:szCs w:val="26"/>
+          <w:lang w:val="en-US"/>
+        </w:rPr>
+        <w:t>3.delete records</w:t>
+      </w:r>
+    </w:p>
+    <w:p>
+      <w:pPr>
+        <w:rPr>
+          <w:sz w:val="26"/>
+          <w:szCs w:val="26"/>
+          <w:lang w:val="en-US"/>
+        </w:rPr>
+      </w:pPr>
+      <w:r>
+        <w:rPr>
+          <w:sz w:val="26"/>
+          <w:szCs w:val="26"/>
+          <w:lang w:val="en-US"/>
+        </w:rPr>
+        <w:t>4.Exit.</w:t>
+      </w:r>
+    </w:p>
+    <w:p>
+      <w:pPr>
+        <w:rPr>
+          <w:sz w:val="26"/>
+          <w:szCs w:val="26"/>
+          <w:lang w:val="en-US"/>
+        </w:rPr>
+      </w:pPr>
+      <w:r>
+        <w:rPr>
+          <w:sz w:val="26"/>
+          <w:szCs w:val="26"/>
+          <w:lang w:val="en-US"/>
+        </w:rPr>
+        <w:t>Using switch case stmts and JDBC;</w:t>
+      </w:r>
+    </w:p>
+    <w:p>
+      <w:pPr>
+        <w:rPr>
+          <w:sz w:val="26"/>
+          <w:szCs w:val="26"/>
+          <w:lang w:val="en-US"/>
+        </w:rPr>
+      </w:pPr>
+    </w:p>
+    <w:p>
+      <w:pPr>
+        <w:rPr>
+          <w:sz w:val="26"/>
+          <w:szCs w:val="26"/>
+          <w:lang w:val="en-US"/>
+        </w:rPr>
+      </w:pPr>
+      <w:r>
+        <w:rPr>
+          <w:sz w:val="26"/>
+          <w:szCs w:val="26"/>
+          <w:lang w:val="en-US"/>
+        </w:rPr>
+        <w:t>TYPES OF JDBC DRIVERS</w:t>
+      </w:r>
+      <w:r>
+        <w:rPr>
+          <w:sz w:val="26"/>
+          <w:szCs w:val="26"/>
+          <w:lang w:val="en-US"/>
+        </w:rPr>
+        <w:t>.</w:t>
+      </w:r>
+    </w:p>
+    <w:p>
+      <w:pPr>
+        <w:pStyle w:val="ListParagraph"/>
+        <w:numPr>
+          <w:ilvl w:val="0"/>
+          <w:numId w:val="2"/>
+        </w:numPr>
+        <w:rPr>
+          <w:sz w:val="26"/>
+          <w:szCs w:val="26"/>
+          <w:lang w:val="en-US"/>
+        </w:rPr>
+      </w:pPr>
+      <w:r>
+        <w:rPr>
+          <w:sz w:val="26"/>
+          <w:szCs w:val="26"/>
+          <w:lang w:val="en-US"/>
+        </w:rPr>
+        <w:t>Jdbc-odbc bridge driver:</w:t>
+      </w:r>
+    </w:p>
+    <w:p>
+      <w:pPr>
+        <w:pStyle w:val="ListParagraph"/>
+        <w:rPr>
+          <w:sz w:val="26"/>
+          <w:szCs w:val="26"/>
+        </w:rPr>
+      </w:pPr>
+      <w:r>
+        <w:rPr>
+          <w:sz w:val="26"/>
+          <w:szCs w:val="26"/>
+        </w:rPr>
+        <w:t xml:space="preserve">This driver uses </w:t>
+      </w:r>
+      <w:r>
+        <w:rPr>
+          <w:b/>
+          <w:bCs/>
+          <w:sz w:val="26"/>
+          <w:szCs w:val="26"/>
+        </w:rPr>
+        <w:t>ODBC (Open Database Connectivity)</w:t>
+      </w:r>
+      <w:r>
+        <w:rPr>
+          <w:sz w:val="26"/>
+          <w:szCs w:val="26"/>
+        </w:rPr>
+        <w:t xml:space="preserve"> to connect Java applications to databases.</w:t>
+      </w:r>
+    </w:p>
+    <w:p>
+      <w:pPr>
+        <w:pStyle w:val="ListParagraph"/>
+        <w:rPr>
+          <w:sz w:val="26"/>
+          <w:szCs w:val="26"/>
+          <w:lang w:val="en-US"/>
+        </w:rPr>
+      </w:pPr>
+      <w:r>
+        <w:rPr>
+          <w:sz w:val="26"/>
+          <w:szCs w:val="26"/>
+        </w:rPr>
+        <w:t>Cons If network issue comes system collapses as it is not a purely java driver</w:t>
+      </w:r>
+    </w:p>
+    <w:p>
+      <w:pPr>
+        <w:pStyle w:val="ListParagraph"/>
+        <w:numPr>
+          <w:ilvl w:val="0"/>
+          <w:numId w:val="2"/>
+        </w:numPr>
+        <w:rPr>
+          <w:sz w:val="26"/>
+          <w:szCs w:val="26"/>
+          <w:lang w:val="en-US"/>
+        </w:rPr>
+      </w:pPr>
+      <w:r>
+        <w:rPr>
+          <w:sz w:val="26"/>
+          <w:szCs w:val="26"/>
+          <w:lang w:val="en-US"/>
+        </w:rPr>
+        <w:t>Native driver</w:t>
+      </w:r>
+    </w:p>
+    <w:p>
+      <w:pPr>
+        <w:pStyle w:val="ListParagraph"/>
+        <w:rPr>
+          <w:sz w:val="26"/>
+          <w:szCs w:val="26"/>
+          <w:lang w:val="en-US"/>
+        </w:rPr>
+      </w:pPr>
+      <w:r>
+        <w:rPr>
+          <w:sz w:val="26"/>
+          <w:szCs w:val="26"/>
+        </w:rPr>
+        <w:lastRenderedPageBreak/>
+        <w:t>Uses database-specific native libraries to connect to database.</w:t>
+      </w:r>
+    </w:p>
+    <w:p>
+      <w:pPr>
+        <w:pStyle w:val="ListParagraph"/>
+        <w:numPr>
+          <w:ilvl w:val="0"/>
+          <w:numId w:val="2"/>
+        </w:numPr>
+        <w:rPr>
+          <w:sz w:val="26"/>
+          <w:szCs w:val="26"/>
+          <w:lang w:val="en-US"/>
+        </w:rPr>
+      </w:pPr>
+      <w:r>
+        <w:rPr>
+          <w:sz w:val="26"/>
+          <w:szCs w:val="26"/>
+        </w:rPr>
+        <w:t>Type 3 — Network Protocol Driver</w:t>
+      </w:r>
+    </w:p>
+    <w:p>
+      <w:pPr>
+        <w:pStyle w:val="ListParagraph"/>
+        <w:rPr>
+          <w:sz w:val="26"/>
+          <w:szCs w:val="26"/>
+          <w:lang w:val="en-US"/>
+        </w:rPr>
+      </w:pPr>
+      <w:r>
+        <w:rPr>
+          <w:sz w:val="26"/>
+          <w:szCs w:val="26"/>
+        </w:rPr>
+        <w:t>Uses a middleware server that converts JDBC calls into database-specific protocol.</w:t>
+      </w:r>
+    </w:p>
+    <w:p>
+      <w:pPr>
+        <w:pStyle w:val="ListParagraph"/>
+        <w:numPr>
+          <w:ilvl w:val="0"/>
+          <w:numId w:val="2"/>
+        </w:numPr>
+        <w:rPr>
+          <w:sz w:val="26"/>
+          <w:szCs w:val="26"/>
+          <w:lang w:val="en-US"/>
+        </w:rPr>
+      </w:pPr>
+      <w:r>
+        <w:rPr>
+          <w:sz w:val="26"/>
+          <w:szCs w:val="26"/>
+        </w:rPr>
+        <w:t>Type4 – Thin, Pure java driver</w:t>
+      </w:r>
+    </w:p>
+    <w:p>
+      <w:pPr>
+        <w:pStyle w:val="ListParagraph"/>
+        <w:rPr>
+          <w:sz w:val="26"/>
+          <w:szCs w:val="26"/>
+          <w:lang w:val="en-US"/>
+        </w:rPr>
+      </w:pPr>
+      <w:r>
+        <w:rPr>
+          <w:sz w:val="26"/>
+          <w:szCs w:val="26"/>
+        </w:rPr>
+        <w:t>Directly converts JDBC calls into database protocol using pure Java.</w:t>
+      </w:r>
+    </w:p>
+    <w:p>
+      <w:pPr>
+        <w:ind w:left="360"/>
+        <w:rPr>
+          <w:sz w:val="26"/>
+          <w:szCs w:val="26"/>
+          <w:lang w:val="en-US"/>
+        </w:rPr>
+      </w:pPr>
+      <w:r>
+        <w:rPr>
+          <w:sz w:val="26"/>
+          <w:szCs w:val="26"/>
+        </w:rPr>
+        <w:t xml:space="preserve"> </w:t>
+      </w:r>
+    </w:p>
+    <w:p>
+      <w:pPr>
+        <w:pStyle w:val="ListParagraph"/>
+        <w:numPr>
+          <w:ilvl w:val="0"/>
+          <w:numId w:val="4"/>
+        </w:numPr>
+        <w:rPr>
+          <w:sz w:val="26"/>
+          <w:szCs w:val="26"/>
+          <w:lang w:val="en-US"/>
+        </w:rPr>
+      </w:pPr>
+      <w:r>
+        <w:rPr>
+          <w:sz w:val="26"/>
+          <w:szCs w:val="26"/>
+          <w:lang w:val="en-US"/>
+        </w:rPr>
+        <w:t>Junit</w:t>
+      </w:r>
+    </w:p>
+    <w:p>
+      <w:pPr>
+        <w:pStyle w:val="ListParagraph"/>
+        <w:numPr>
+          <w:ilvl w:val="0"/>
+          <w:numId w:val="4"/>
+        </w:numPr>
+        <w:rPr>
+          <w:sz w:val="26"/>
+          <w:szCs w:val="26"/>
+          <w:lang w:val="en-US"/>
+        </w:rPr>
+      </w:pPr>
+      <w:r>
+        <w:rPr>
+          <w:sz w:val="26"/>
+          <w:szCs w:val="26"/>
+          <w:lang w:val="en-US"/>
+        </w:rPr>
+        <w:t>JDBC(Java data base Connectivity)</w:t>
+      </w:r>
+    </w:p>
+    <w:p>
+      <w:pPr>
+        <w:ind w:left="360"/>
+        <w:rPr>
+          <w:sz w:val="26"/>
+          <w:szCs w:val="26"/>
+          <w:lang w:val="en-US"/>
+        </w:rPr>
+      </w:pPr>
+    </w:p>
+    <w:p>
+      <w:pPr>
+        <w:ind w:left="360"/>
+        <w:rPr>
+          <w:sz w:val="26"/>
+          <w:szCs w:val="26"/>
+          <w:lang w:val="en-US"/>
+        </w:rPr>
+      </w:pPr>
+      <w:r>
+        <w:rPr>
+          <w:sz w:val="26"/>
+          <w:szCs w:val="26"/>
+          <w:lang w:val="en-US"/>
+        </w:rPr>
+        <w:t xml:space="preserve">Java Objects -&gt; JDBC API -&gt; JDBC Driver -&gt; </w:t>
+      </w:r>
+      <w:proofErr w:type="spellStart"/>
+      <w:r>
+        <w:rPr>
+          <w:sz w:val="26"/>
+          <w:szCs w:val="26"/>
+          <w:lang w:val="en-US"/>
+        </w:rPr>
+        <w:t>DataBase</w:t>
+      </w:r>
+      <w:proofErr w:type="spellEnd"/>
+      <w:r>
+        <w:rPr>
+          <w:sz w:val="26"/>
+          <w:szCs w:val="26"/>
+          <w:lang w:val="en-US"/>
+        </w:rPr>
+        <w:t>(MySQL/Oracle/</w:t>
+      </w:r>
+      <w:proofErr w:type="spellStart"/>
+      <w:r>
+        <w:rPr>
+          <w:sz w:val="26"/>
+          <w:szCs w:val="26"/>
+          <w:lang w:val="en-US"/>
+        </w:rPr>
+        <w:t>PostgresSQL</w:t>
+      </w:r>
+      <w:proofErr w:type="spellEnd"/>
+      <w:r>
+        <w:rPr>
+          <w:sz w:val="26"/>
+          <w:szCs w:val="26"/>
+          <w:lang w:val="en-US"/>
+        </w:rPr>
+        <w:t>)</w:t>
+      </w:r>
+    </w:p>
+    <w:p>
+      <w:pPr>
+        <w:ind w:left="360"/>
+        <w:rPr>
+          <w:sz w:val="26"/>
+          <w:szCs w:val="26"/>
+          <w:lang w:val="en-US"/>
+        </w:rPr>
+      </w:pPr>
+    </w:p>
+    <w:p>
+      <w:pPr>
+        <w:pStyle w:val="ListParagraph"/>
+        <w:numPr>
+          <w:ilvl w:val="0"/>
+          <w:numId w:val="5"/>
+        </w:numPr>
+        <w:rPr>
+          <w:sz w:val="26"/>
+          <w:szCs w:val="26"/>
+          <w:lang w:val="en-US"/>
+        </w:rPr>
+      </w:pPr>
+      <w:r>
+        <w:rPr>
+          <w:sz w:val="26"/>
+          <w:szCs w:val="26"/>
+          <w:lang w:val="en-US"/>
+        </w:rPr>
+        <w:t>Load &amp; Register JDBC Driver</w:t>
+      </w:r>
+    </w:p>
+    <w:p>
+      <w:pPr>
+        <w:pStyle w:val="ListParagraph"/>
+        <w:rPr>
+          <w:sz w:val="26"/>
+          <w:szCs w:val="26"/>
+          <w:lang w:val="en-US"/>
+        </w:rPr>
+      </w:pPr>
+      <w:r>
+        <w:rPr>
+          <w:sz w:val="26"/>
+          <w:szCs w:val="26"/>
+          <w:lang w:val="en-US"/>
+        </w:rPr>
+        <w:t>JDBC driver acts as a bridge between java application and database.</w:t>
+      </w:r>
+    </w:p>
+    <w:p>
+      <w:pPr>
+        <w:pStyle w:val="ListParagraph"/>
+        <w:rPr>
+          <w:sz w:val="26"/>
+          <w:szCs w:val="26"/>
+          <w:lang w:val="en-US"/>
+        </w:rPr>
+      </w:pPr>
+      <w:r>
+        <w:rPr>
+          <w:sz w:val="26"/>
+          <w:szCs w:val="26"/>
+          <w:lang w:val="en-US"/>
+        </w:rPr>
+        <w:t>It loads the database-specific driver into memory.</w:t>
+      </w:r>
+    </w:p>
+    <w:p>
+      <w:pPr>
+        <w:pStyle w:val="ListParagraph"/>
+        <w:rPr>
+          <w:sz w:val="26"/>
+          <w:szCs w:val="26"/>
+          <w:lang w:val="en-US"/>
+        </w:rPr>
+      </w:pPr>
+      <w:r>
+        <w:rPr>
+          <w:sz w:val="26"/>
+          <w:szCs w:val="26"/>
+        </w:rPr>
+        <w:t xml:space="preserve">Example </w:t>
+      </w:r>
+      <w:proofErr w:type="spellStart"/>
+      <w:r>
+        <w:rPr>
+          <w:sz w:val="26"/>
+          <w:szCs w:val="26"/>
+        </w:rPr>
+        <w:t>Class.forName</w:t>
+      </w:r>
+      <w:proofErr w:type="spellEnd"/>
+      <w:r>
+        <w:rPr>
+          <w:sz w:val="26"/>
+          <w:szCs w:val="26"/>
+        </w:rPr>
+        <w:t>(</w:t>
+      </w:r>
+      <w:r>
+        <w:rPr>
+          <w:sz w:val="26"/>
+          <w:szCs w:val="26"/>
+        </w:rPr>
+        <w:t>"</w:t>
+      </w:r>
+      <w:proofErr w:type="spellStart"/>
+      <w:r>
+        <w:rPr>
+          <w:sz w:val="26"/>
+          <w:szCs w:val="26"/>
+        </w:rPr>
+        <w:t>oracle.jdbc.driver.OracleDriver</w:t>
+      </w:r>
+      <w:proofErr w:type="spellEnd"/>
+      <w:r>
+        <w:rPr>
+          <w:sz w:val="26"/>
+          <w:szCs w:val="26"/>
+        </w:rPr>
+        <w:t>"</w:t>
+      </w:r>
+      <w:r>
+        <w:rPr>
+          <w:sz w:val="26"/>
+          <w:szCs w:val="26"/>
+        </w:rPr>
+        <w:t>)</w:t>
+      </w:r>
+      <w:r>
+        <w:rPr>
+          <w:sz w:val="26"/>
+          <w:szCs w:val="26"/>
+        </w:rPr>
+        <w:t>;</w:t>
+      </w:r>
+    </w:p>
+    <w:p>
+      <w:pPr>
+        <w:pStyle w:val="ListParagraph"/>
+        <w:numPr>
+          <w:ilvl w:val="0"/>
+          <w:numId w:val="5"/>
+        </w:numPr>
+        <w:rPr>
+          <w:sz w:val="26"/>
+          <w:szCs w:val="26"/>
+          <w:lang w:val="en-US"/>
+        </w:rPr>
+      </w:pPr>
+      <w:r>
+        <w:rPr>
+          <w:sz w:val="26"/>
+          <w:szCs w:val="26"/>
+          <w:lang w:val="en-US"/>
+        </w:rPr>
+        <w:t>Create Database URL</w:t>
+      </w:r>
+    </w:p>
+    <w:p>
+      <w:pPr>
+        <w:pStyle w:val="ListParagraph"/>
+        <w:rPr>
+          <w:sz w:val="26"/>
+          <w:szCs w:val="26"/>
+          <w:lang w:val="en-US"/>
+        </w:rPr>
+      </w:pPr>
+      <w:r>
+        <w:rPr>
+          <w:sz w:val="26"/>
+          <w:szCs w:val="26"/>
+          <w:lang w:val="en-US"/>
+        </w:rPr>
+        <w:t>URL contains database location and name.</w:t>
+      </w:r>
+    </w:p>
+    <w:p>
+      <w:pPr>
+        <w:pStyle w:val="ListParagraph"/>
+        <w:rPr>
+          <w:sz w:val="26"/>
+          <w:szCs w:val="26"/>
+        </w:rPr>
+      </w:pPr>
+      <w:r>
+        <w:rPr>
+          <w:sz w:val="26"/>
+          <w:szCs w:val="26"/>
+          <w:lang w:val="en-US"/>
+        </w:rPr>
+        <w:t xml:space="preserve">Example </w:t>
+      </w:r>
+      <w:r>
+        <w:rPr>
+          <w:sz w:val="26"/>
+          <w:szCs w:val="26"/>
+        </w:rPr>
+        <w:t xml:space="preserve">String </w:t>
+      </w:r>
+      <w:proofErr w:type="spellStart"/>
+      <w:r>
+        <w:rPr>
+          <w:sz w:val="26"/>
+          <w:szCs w:val="26"/>
+        </w:rPr>
+        <w:t>url</w:t>
+      </w:r>
+      <w:proofErr w:type="spellEnd"/>
+      <w:r>
+        <w:rPr>
+          <w:sz w:val="26"/>
+          <w:szCs w:val="26"/>
+        </w:rPr>
+        <w:t xml:space="preserve"> = "</w:t>
+      </w:r>
+      <w:proofErr w:type="spellStart"/>
+      <w:r>
+        <w:rPr>
+          <w:sz w:val="26"/>
+          <w:szCs w:val="26"/>
+        </w:rPr>
+        <w:t>jdbc:oracle:thin</w:t>
+      </w:r>
+      <w:proofErr w:type="spellEnd"/>
+      <w:r>
+        <w:rPr>
+          <w:sz w:val="26"/>
+          <w:szCs w:val="26"/>
+        </w:rPr>
+        <w:t>:@localhost:1521:XE";</w:t>
+      </w:r>
+    </w:p>
+    <w:p>
+      <w:pPr>
+        <w:pStyle w:val="ListParagraph"/>
+        <w:numPr>
+          <w:ilvl w:val="0"/>
+          <w:numId w:val="5"/>
+        </w:numPr>
+        <w:rPr>
+          <w:sz w:val="26"/>
+          <w:szCs w:val="26"/>
+          <w:lang w:val="en-US"/>
+        </w:rPr>
+      </w:pPr>
+      <w:r>
+        <w:rPr>
+          <w:sz w:val="26"/>
+          <w:szCs w:val="26"/>
+          <w:lang w:val="en-US"/>
+        </w:rPr>
+        <w:t>Open Connection</w:t>
+      </w:r>
+    </w:p>
+    <w:p>
+      <w:pPr>
+        <w:pStyle w:val="ListParagraph"/>
+        <w:rPr>
+          <w:sz w:val="26"/>
+          <w:szCs w:val="26"/>
+          <w:lang w:val="en-US"/>
+        </w:rPr>
+      </w:pPr>
+      <w:r>
+        <w:rPr>
+          <w:sz w:val="26"/>
+          <w:szCs w:val="26"/>
+          <w:lang w:val="en-US"/>
+        </w:rPr>
+        <w:t>Connection object represents a physical connection to the database.</w:t>
+      </w:r>
+    </w:p>
+    <w:p>
+      <w:pPr>
+        <w:pStyle w:val="ListParagraph"/>
+        <w:rPr>
+          <w:sz w:val="26"/>
+          <w:szCs w:val="26"/>
+          <w:lang w:val="en-US"/>
+        </w:rPr>
+      </w:pPr>
+      <w:r>
+        <w:rPr>
+          <w:sz w:val="26"/>
+          <w:szCs w:val="26"/>
+          <w:lang w:val="en-US"/>
+        </w:rPr>
+        <w:t>Connection conn = null;</w:t>
+      </w:r>
+    </w:p>
+    <w:p>
+      <w:pPr>
+        <w:pStyle w:val="ListParagraph"/>
+        <w:numPr>
+          <w:ilvl w:val="0"/>
+          <w:numId w:val="5"/>
+        </w:numPr>
+        <w:rPr>
+          <w:sz w:val="26"/>
+          <w:szCs w:val="26"/>
+          <w:lang w:val="en-US"/>
+        </w:rPr>
+      </w:pPr>
+      <w:r>
+        <w:rPr>
+          <w:sz w:val="26"/>
+          <w:szCs w:val="26"/>
+          <w:lang w:val="en-US"/>
+        </w:rPr>
+        <w:t>Establish connection</w:t>
+      </w:r>
+    </w:p>
+    <w:p>
+      <w:pPr>
+        <w:pStyle w:val="ListParagraph"/>
+        <w:rPr>
+          <w:sz w:val="26"/>
+          <w:szCs w:val="26"/>
+          <w:lang w:val="en-US"/>
+        </w:rPr>
+      </w:pPr>
+      <w:r>
+        <w:rPr>
+          <w:sz w:val="26"/>
+          <w:szCs w:val="26"/>
+          <w:lang w:val="en-US"/>
+        </w:rPr>
+        <w:t xml:space="preserve">Use </w:t>
+      </w:r>
+      <w:proofErr w:type="spellStart"/>
+      <w:r>
+        <w:rPr>
+          <w:sz w:val="26"/>
+          <w:szCs w:val="26"/>
+          <w:lang w:val="en-US"/>
+        </w:rPr>
+        <w:t>DriverManager</w:t>
+      </w:r>
+      <w:proofErr w:type="spellEnd"/>
+      <w:r>
+        <w:rPr>
+          <w:sz w:val="26"/>
+          <w:szCs w:val="26"/>
+          <w:lang w:val="en-US"/>
+        </w:rPr>
+        <w:t xml:space="preserve"> to connect java with DB.</w:t>
+      </w:r>
+    </w:p>
+    <w:p>
+      <w:pPr>
+        <w:pStyle w:val="ListParagraph"/>
+        <w:rPr>
+          <w:sz w:val="26"/>
+          <w:szCs w:val="26"/>
+          <w:lang w:val="en-US"/>
+        </w:rPr>
+      </w:pPr>
+      <w:r>
+        <w:rPr>
+          <w:sz w:val="26"/>
+          <w:szCs w:val="26"/>
+          <w:lang w:val="en-US"/>
+        </w:rPr>
+        <w:t xml:space="preserve">String </w:t>
+      </w:r>
+      <w:proofErr w:type="spellStart"/>
+      <w:r>
+        <w:rPr>
+          <w:sz w:val="26"/>
+          <w:szCs w:val="26"/>
+          <w:lang w:val="en-US"/>
+        </w:rPr>
+        <w:t>userName</w:t>
+      </w:r>
+      <w:proofErr w:type="spellEnd"/>
+      <w:r>
+        <w:rPr>
+          <w:sz w:val="26"/>
+          <w:szCs w:val="26"/>
+          <w:lang w:val="en-US"/>
+        </w:rPr>
+        <w:t>=”capgdb”;</w:t>
+      </w:r>
+    </w:p>
+    <w:p>
+      <w:pPr>
+        <w:pStyle w:val="ListParagraph"/>
+        <w:rPr>
+          <w:sz w:val="26"/>
+          <w:szCs w:val="26"/>
+          <w:lang w:val="en-US"/>
+        </w:rPr>
+      </w:pPr>
+      <w:r>
+        <w:rPr>
+          <w:sz w:val="26"/>
+          <w:szCs w:val="26"/>
+          <w:lang w:val="en-US"/>
+        </w:rPr>
+        <w:t>String password=”capgdb”;</w:t>
+      </w:r>
+    </w:p>
+    <w:p>
+      <w:pPr>
+        <w:pStyle w:val="ListParagraph"/>
+        <w:rPr>
+          <w:sz w:val="26"/>
+          <w:szCs w:val="26"/>
+          <w:lang w:val="en-US"/>
+        </w:rPr>
+      </w:pPr>
+      <w:r>
+        <w:rPr>
+          <w:sz w:val="26"/>
+          <w:szCs w:val="26"/>
+          <w:lang w:val="en-US"/>
+        </w:rPr>
+        <w:t>Conn=</w:t>
+      </w:r>
+      <w:proofErr w:type="spellStart"/>
+      <w:r>
+        <w:rPr>
+          <w:sz w:val="26"/>
+          <w:szCs w:val="26"/>
+          <w:lang w:val="en-US"/>
+        </w:rPr>
+        <w:t>DriverMAnager.getConnection</w:t>
+      </w:r>
+      <w:proofErr w:type="spellEnd"/>
+      <w:r>
+        <w:rPr>
+          <w:sz w:val="26"/>
+          <w:szCs w:val="26"/>
+          <w:lang w:val="en-US"/>
+        </w:rPr>
+        <w:t>(</w:t>
+      </w:r>
+      <w:proofErr w:type="spellStart"/>
+      <w:r>
+        <w:rPr>
+          <w:sz w:val="26"/>
+          <w:szCs w:val="26"/>
+          <w:lang w:val="en-US"/>
+        </w:rPr>
+        <w:t>url,userName,password</w:t>
+      </w:r>
+      <w:proofErr w:type="spellEnd"/>
+      <w:r>
+        <w:rPr>
+          <w:sz w:val="26"/>
+          <w:szCs w:val="26"/>
+          <w:lang w:val="en-US"/>
+        </w:rPr>
+        <w:t>);</w:t>
+      </w:r>
+    </w:p>
+    <w:p>
+      <w:pPr>
+        <w:pStyle w:val="ListParagraph"/>
+        <w:numPr>
+          <w:ilvl w:val="0"/>
+          <w:numId w:val="5"/>
+        </w:numPr>
+        <w:rPr>
+          <w:sz w:val="26"/>
+          <w:szCs w:val="26"/>
+          <w:lang w:val="en-US"/>
+        </w:rPr>
+      </w:pPr>
+      <w:r>
+        <w:rPr>
+          <w:sz w:val="26"/>
+          <w:szCs w:val="26"/>
+          <w:lang w:val="en-US"/>
+        </w:rPr>
+        <w:t>Create Statement/</w:t>
+      </w:r>
+      <w:proofErr w:type="spellStart"/>
+      <w:r>
+        <w:rPr>
+          <w:sz w:val="26"/>
+          <w:szCs w:val="26"/>
+          <w:lang w:val="en-US"/>
+        </w:rPr>
+        <w:t>Prapere</w:t>
+      </w:r>
+      <w:proofErr w:type="spellEnd"/>
+      <w:r>
+        <w:rPr>
+          <w:sz w:val="26"/>
+          <w:szCs w:val="26"/>
+          <w:lang w:val="en-US"/>
+        </w:rPr>
+        <w:t xml:space="preserve"> Statements</w:t>
+      </w:r>
+    </w:p>
+    <w:p>
+      <w:pPr>
+        <w:pStyle w:val="ListParagraph"/>
+        <w:rPr>
+          <w:sz w:val="26"/>
+          <w:szCs w:val="26"/>
+          <w:lang w:val="en-US"/>
+        </w:rPr>
+      </w:pPr>
+      <w:r>
+        <w:rPr>
+          <w:sz w:val="26"/>
+          <w:szCs w:val="26"/>
+          <w:lang w:val="en-US"/>
+        </w:rPr>
+        <w:t xml:space="preserve">Used to send SQL </w:t>
+      </w:r>
+      <w:proofErr w:type="spellStart"/>
+      <w:r>
+        <w:rPr>
+          <w:sz w:val="26"/>
+          <w:szCs w:val="26"/>
+          <w:lang w:val="en-US"/>
+        </w:rPr>
+        <w:t>quieries</w:t>
+      </w:r>
+      <w:proofErr w:type="spellEnd"/>
+      <w:r>
+        <w:rPr>
+          <w:sz w:val="26"/>
+          <w:szCs w:val="26"/>
+          <w:lang w:val="en-US"/>
+        </w:rPr>
+        <w:t xml:space="preserve"> to the database</w:t>
+      </w:r>
+    </w:p>
+    <w:p>
+      <w:pPr>
+        <w:pStyle w:val="ListParagraph"/>
+        <w:numPr>
+          <w:ilvl w:val="0"/>
+          <w:numId w:val="6"/>
+        </w:numPr>
+        <w:rPr>
+          <w:sz w:val="26"/>
+          <w:szCs w:val="26"/>
+          <w:lang w:val="en-US"/>
+        </w:rPr>
+      </w:pPr>
+      <w:r>
+        <w:rPr>
+          <w:sz w:val="26"/>
+          <w:szCs w:val="26"/>
+          <w:lang w:val="en-US"/>
+        </w:rPr>
+        <w:t>Statement</w:t>
+      </w:r>
+    </w:p>
+    <w:p>
+      <w:pPr>
+        <w:pStyle w:val="ListParagraph"/>
+        <w:ind w:left="1080"/>
+        <w:rPr>
+          <w:sz w:val="26"/>
+          <w:szCs w:val="26"/>
+          <w:lang w:val="en-US"/>
+        </w:rPr>
+      </w:pPr>
+      <w:r>
+        <w:rPr>
+          <w:sz w:val="26"/>
+          <w:szCs w:val="26"/>
+          <w:lang w:val="en-US"/>
+        </w:rPr>
+        <w:t xml:space="preserve">Statement </w:t>
+      </w:r>
+      <w:proofErr w:type="spellStart"/>
+      <w:r>
+        <w:rPr>
+          <w:sz w:val="26"/>
+          <w:szCs w:val="26"/>
+          <w:lang w:val="en-US"/>
+        </w:rPr>
+        <w:t>stmt</w:t>
+      </w:r>
+      <w:proofErr w:type="spellEnd"/>
+      <w:r>
+        <w:rPr>
+          <w:sz w:val="26"/>
+          <w:szCs w:val="26"/>
+          <w:lang w:val="en-US"/>
+        </w:rPr>
+        <w:t xml:space="preserve">= </w:t>
+      </w:r>
+      <w:proofErr w:type="spellStart"/>
+      <w:r>
+        <w:rPr>
+          <w:sz w:val="26"/>
+          <w:szCs w:val="26"/>
+          <w:lang w:val="en-US"/>
+        </w:rPr>
+        <w:t>con.createStatement</w:t>
+      </w:r>
+      <w:proofErr w:type="spellEnd"/>
+      <w:r>
+        <w:rPr>
+          <w:sz w:val="26"/>
+          <w:szCs w:val="26"/>
+          <w:lang w:val="en-US"/>
+        </w:rPr>
+        <w:t>();</w:t>
+      </w:r>
+    </w:p>
+    <w:p>
+      <w:pPr>
+        <w:pStyle w:val="ListParagraph"/>
+        <w:numPr>
+          <w:ilvl w:val="0"/>
+          <w:numId w:val="6"/>
+        </w:numPr>
+        <w:rPr>
+          <w:sz w:val="26"/>
+          <w:szCs w:val="26"/>
+          <w:lang w:val="en-US"/>
+        </w:rPr>
+      </w:pPr>
+      <w:proofErr w:type="spellStart"/>
+      <w:r>
+        <w:rPr>
+          <w:sz w:val="26"/>
+          <w:szCs w:val="26"/>
+          <w:lang w:val="en-US"/>
+        </w:rPr>
+        <w:t>PrepaeredStatement</w:t>
+      </w:r>
+      <w:proofErr w:type="spellEnd"/>
+      <w:r>
+        <w:rPr>
+          <w:sz w:val="26"/>
+          <w:szCs w:val="26"/>
+          <w:lang w:val="en-US"/>
+        </w:rPr>
+        <w:t xml:space="preserve"> </w:t>
+      </w:r>
+    </w:p>
+    <w:p>
+      <w:pPr>
+        <w:pStyle w:val="ListParagraph"/>
+        <w:ind w:left="1080"/>
+        <w:rPr>
+          <w:sz w:val="26"/>
+          <w:szCs w:val="26"/>
+          <w:lang w:val="en-US"/>
+        </w:rPr>
+      </w:pPr>
+      <w:r>
+        <w:rPr>
+          <w:sz w:val="26"/>
+          <w:szCs w:val="26"/>
+          <w:lang w:val="en-US"/>
+        </w:rPr>
+        <w:t xml:space="preserve">String </w:t>
+      </w:r>
+      <w:proofErr w:type="spellStart"/>
+      <w:r>
+        <w:rPr>
+          <w:sz w:val="26"/>
+          <w:szCs w:val="26"/>
+          <w:lang w:val="en-US"/>
+        </w:rPr>
+        <w:t>insertSql</w:t>
+      </w:r>
+      <w:proofErr w:type="spellEnd"/>
+      <w:r>
+        <w:rPr>
+          <w:sz w:val="26"/>
+          <w:szCs w:val="26"/>
+          <w:lang w:val="en-US"/>
+        </w:rPr>
+        <w:t xml:space="preserve"> ="INSERT INTO EmployeesInfo1 VALUES </w:t>
+      </w:r>
+      <w:proofErr w:type="gramStart"/>
+      <w:r>
+        <w:rPr>
+          <w:sz w:val="26"/>
+          <w:szCs w:val="26"/>
+          <w:lang w:val="en-US"/>
+        </w:rPr>
+        <w:t>(?,</w:t>
+      </w:r>
+      <w:proofErr w:type="gramEnd"/>
+      <w:r>
+        <w:rPr>
+          <w:sz w:val="26"/>
+          <w:szCs w:val="26"/>
+          <w:lang w:val="en-US"/>
+        </w:rPr>
+        <w:t xml:space="preserve"> ?, ?)";</w:t>
+      </w:r>
+    </w:p>
+    <w:p>
+      <w:pPr>
+        <w:ind w:left="360" w:firstLine="720"/>
+        <w:rPr>
+          <w:sz w:val="26"/>
+          <w:szCs w:val="26"/>
+          <w:lang w:val="en-US"/>
+        </w:rPr>
+      </w:pPr>
+      <w:proofErr w:type="spellStart"/>
+      <w:r>
+        <w:rPr>
+          <w:sz w:val="26"/>
+          <w:szCs w:val="26"/>
+          <w:lang w:val="en-US"/>
+        </w:rPr>
+        <w:t>PreparedStatement</w:t>
+      </w:r>
+      <w:proofErr w:type="spellEnd"/>
+      <w:r>
+        <w:rPr>
+          <w:sz w:val="26"/>
+          <w:szCs w:val="26"/>
+          <w:lang w:val="en-US"/>
+        </w:rPr>
+        <w:t xml:space="preserve"> </w:t>
+      </w:r>
+      <w:proofErr w:type="spellStart"/>
+      <w:r>
+        <w:rPr>
+          <w:sz w:val="26"/>
+          <w:szCs w:val="26"/>
+          <w:lang w:val="en-US"/>
+        </w:rPr>
+        <w:t>psInsert</w:t>
+      </w:r>
+      <w:proofErr w:type="spellEnd"/>
+      <w:r>
+        <w:rPr>
+          <w:sz w:val="26"/>
+          <w:szCs w:val="26"/>
+          <w:lang w:val="en-US"/>
+        </w:rPr>
+        <w:t xml:space="preserve"> = </w:t>
+      </w:r>
+      <w:proofErr w:type="spellStart"/>
+      <w:r>
+        <w:rPr>
+          <w:sz w:val="26"/>
+          <w:szCs w:val="26"/>
+          <w:lang w:val="en-US"/>
+        </w:rPr>
+        <w:t>con.prepareStatement</w:t>
+      </w:r>
+      <w:proofErr w:type="spellEnd"/>
+      <w:r>
+        <w:rPr>
+          <w:sz w:val="26"/>
+          <w:szCs w:val="26"/>
+          <w:lang w:val="en-US"/>
+        </w:rPr>
+        <w:t>(</w:t>
+      </w:r>
+      <w:proofErr w:type="spellStart"/>
+      <w:r>
+        <w:rPr>
+          <w:sz w:val="26"/>
+          <w:szCs w:val="26"/>
+          <w:lang w:val="en-US"/>
+        </w:rPr>
+        <w:t>insertSql</w:t>
+      </w:r>
+      <w:proofErr w:type="spellEnd"/>
+      <w:r>
+        <w:rPr>
+          <w:sz w:val="26"/>
+          <w:szCs w:val="26"/>
+          <w:lang w:val="en-US"/>
+        </w:rPr>
+        <w:t>);</w:t>
+      </w:r>
+    </w:p>
+    <w:p>
+      <w:pPr>
+        <w:pStyle w:val="ListParagraph"/>
+        <w:numPr>
+          <w:ilvl w:val="0"/>
+          <w:numId w:val="5"/>
+        </w:numPr>
+        <w:rPr>
+          <w:sz w:val="26"/>
+          <w:szCs w:val="26"/>
+          <w:lang w:val="en-US"/>
+        </w:rPr>
+      </w:pPr>
+      <w:proofErr w:type="spellStart"/>
+      <w:r>
+        <w:rPr>
+          <w:sz w:val="26"/>
+          <w:szCs w:val="26"/>
+          <w:lang w:val="en-US"/>
+        </w:rPr>
+        <w:t>Excute</w:t>
+      </w:r>
+      <w:proofErr w:type="spellEnd"/>
+      <w:r>
+        <w:rPr>
+          <w:sz w:val="26"/>
+          <w:szCs w:val="26"/>
+          <w:lang w:val="en-US"/>
+        </w:rPr>
+        <w:t xml:space="preserve"> SQL queries</w:t>
+      </w:r>
+    </w:p>
+    <w:p>
+      <w:pPr>
+        <w:pStyle w:val="ListParagraph"/>
+        <w:rPr>
+          <w:sz w:val="26"/>
+          <w:szCs w:val="26"/>
+          <w:lang w:val="en-US"/>
+        </w:rPr>
+      </w:pPr>
+      <w:r>
+        <w:rPr>
+          <w:sz w:val="26"/>
+          <w:szCs w:val="26"/>
+          <w:lang w:val="en-US"/>
+        </w:rPr>
+        <w:t>Depending on the operation,</w:t>
+      </w:r>
+    </w:p>
+    <w:p>
+      <w:pPr>
+        <w:pStyle w:val="ListParagraph"/>
+        <w:rPr>
+          <w:sz w:val="26"/>
+          <w:szCs w:val="26"/>
+          <w:lang w:val="en-US"/>
+        </w:rPr>
+      </w:pPr>
+      <w:r>
+        <w:rPr>
+          <w:sz w:val="26"/>
+          <w:szCs w:val="26"/>
+          <w:lang w:val="en-US"/>
+        </w:rPr>
+        <w:t>Methods are used for</w:t>
+      </w:r>
+    </w:p>
+    <w:p>
+      <w:pPr>
+        <w:pStyle w:val="ListParagraph"/>
+        <w:rPr>
+          <w:sz w:val="26"/>
+          <w:szCs w:val="26"/>
+          <w:lang w:val="en-US"/>
+        </w:rPr>
+      </w:pPr>
+      <w:proofErr w:type="spellStart"/>
+      <w:r>
+        <w:rPr>
+          <w:sz w:val="26"/>
+          <w:szCs w:val="26"/>
+          <w:lang w:val="en-US"/>
+        </w:rPr>
+        <w:lastRenderedPageBreak/>
+        <w:t>executeQuery</w:t>
+      </w:r>
+      <w:proofErr w:type="spellEnd"/>
+      <w:r>
+        <w:rPr>
+          <w:sz w:val="26"/>
+          <w:szCs w:val="26"/>
+          <w:lang w:val="en-US"/>
+        </w:rPr>
+        <w:t>()       :Select</w:t>
+      </w:r>
+    </w:p>
+    <w:p>
+      <w:pPr>
+        <w:pStyle w:val="ListParagraph"/>
+        <w:rPr>
+          <w:sz w:val="26"/>
+          <w:szCs w:val="26"/>
+          <w:lang w:val="en-US"/>
+        </w:rPr>
+      </w:pPr>
+      <w:proofErr w:type="spellStart"/>
+      <w:r>
+        <w:rPr>
+          <w:sz w:val="26"/>
+          <w:szCs w:val="26"/>
+          <w:lang w:val="en-US"/>
+        </w:rPr>
+        <w:t>executeUpdate</w:t>
+      </w:r>
+      <w:proofErr w:type="spellEnd"/>
+      <w:r>
+        <w:rPr>
+          <w:sz w:val="26"/>
+          <w:szCs w:val="26"/>
+          <w:lang w:val="en-US"/>
+        </w:rPr>
+        <w:t>()     :Updates</w:t>
+      </w:r>
+    </w:p>
+    <w:p>
+      <w:pPr>
+        <w:pStyle w:val="ListParagraph"/>
+        <w:rPr>
+          <w:sz w:val="26"/>
+          <w:szCs w:val="26"/>
+          <w:lang w:val="en-US"/>
+        </w:rPr>
+      </w:pPr>
+      <w:r>
+        <w:rPr>
+          <w:sz w:val="26"/>
+          <w:szCs w:val="26"/>
+          <w:lang w:val="en-US"/>
+        </w:rPr>
+        <w:t>execute()      :any SQL query</w:t>
+      </w:r>
+    </w:p>
+    <w:p>
+      <w:pPr>
+        <w:pStyle w:val="ListParagraph"/>
+        <w:numPr>
+          <w:ilvl w:val="0"/>
+          <w:numId w:val="5"/>
+        </w:numPr>
+        <w:rPr>
+          <w:sz w:val="26"/>
+          <w:szCs w:val="26"/>
+          <w:lang w:val="en-US"/>
+        </w:rPr>
+      </w:pPr>
+      <w:r>
+        <w:rPr>
+          <w:sz w:val="26"/>
+          <w:szCs w:val="26"/>
+          <w:lang w:val="en-US"/>
+        </w:rPr>
+        <w:t xml:space="preserve">Process </w:t>
+      </w:r>
+      <w:proofErr w:type="spellStart"/>
+      <w:r>
+        <w:rPr>
+          <w:sz w:val="26"/>
+          <w:szCs w:val="26"/>
+          <w:lang w:val="en-US"/>
+        </w:rPr>
+        <w:t>ResultSet</w:t>
+      </w:r>
+      <w:proofErr w:type="spellEnd"/>
+    </w:p>
+    <w:p>
+      <w:pPr>
+        <w:pStyle w:val="ListParagraph"/>
+        <w:rPr>
+          <w:sz w:val="26"/>
+          <w:szCs w:val="26"/>
+          <w:lang w:val="en-US"/>
+        </w:rPr>
+      </w:pPr>
+      <w:proofErr w:type="spellStart"/>
+      <w:r>
+        <w:rPr>
+          <w:sz w:val="26"/>
+          <w:szCs w:val="26"/>
+          <w:lang w:val="en-US"/>
+        </w:rPr>
+        <w:t>ResultSet</w:t>
+      </w:r>
+      <w:proofErr w:type="spellEnd"/>
+      <w:r>
+        <w:rPr>
+          <w:sz w:val="26"/>
+          <w:szCs w:val="26"/>
+          <w:lang w:val="en-US"/>
+        </w:rPr>
+        <w:t xml:space="preserve"> store the data returned by SELECT query.</w:t>
+      </w:r>
+    </w:p>
+    <w:p>
+      <w:pPr>
+        <w:pStyle w:val="ListParagraph"/>
+        <w:rPr>
+          <w:sz w:val="26"/>
+          <w:szCs w:val="26"/>
+          <w:lang w:val="en-US"/>
+        </w:rPr>
+      </w:pPr>
+      <w:proofErr w:type="spellStart"/>
+      <w:r>
+        <w:rPr>
+          <w:sz w:val="26"/>
+          <w:szCs w:val="26"/>
+          <w:lang w:val="en-US"/>
+        </w:rPr>
+        <w:t>rs.next</w:t>
+      </w:r>
+      <w:proofErr w:type="spellEnd"/>
+      <w:r>
+        <w:rPr>
+          <w:sz w:val="26"/>
+          <w:szCs w:val="26"/>
+          <w:lang w:val="en-US"/>
+        </w:rPr>
+        <w:t>() moves row by row</w:t>
+      </w:r>
+    </w:p>
+    <w:p>
+      <w:pPr>
+        <w:pStyle w:val="ListParagraph"/>
+        <w:rPr>
+          <w:sz w:val="26"/>
+          <w:szCs w:val="26"/>
+          <w:lang w:val="en-US"/>
+        </w:rPr>
+      </w:pPr>
+      <w:r>
+        <w:rPr>
+          <w:sz w:val="26"/>
+          <w:szCs w:val="26"/>
+          <w:lang w:val="en-US"/>
+        </w:rPr>
+        <w:t>while(</w:t>
+      </w:r>
+      <w:proofErr w:type="spellStart"/>
+      <w:r>
+        <w:rPr>
+          <w:sz w:val="26"/>
+          <w:szCs w:val="26"/>
+          <w:lang w:val="en-US"/>
+        </w:rPr>
+        <w:t>res.next</w:t>
+      </w:r>
+      <w:proofErr w:type="spellEnd"/>
+      <w:r>
+        <w:rPr>
+          <w:sz w:val="26"/>
+          <w:szCs w:val="26"/>
+          <w:lang w:val="en-US"/>
+        </w:rPr>
+        <w:t>()) {</w:t>
+      </w:r>
+    </w:p>
+    <w:p>
+      <w:pPr>
+        <w:pStyle w:val="ListParagraph"/>
+        <w:rPr>
+          <w:sz w:val="26"/>
+          <w:szCs w:val="26"/>
+          <w:lang w:val="en-US"/>
+        </w:rPr>
+      </w:pPr>
+      <w:r>
+        <w:rPr>
+          <w:sz w:val="26"/>
+          <w:szCs w:val="26"/>
+          <w:lang w:val="en-US"/>
+        </w:rPr>
+        <w:tab/>
+      </w:r>
+      <w:proofErr w:type="spellStart"/>
+      <w:r>
+        <w:rPr>
+          <w:sz w:val="26"/>
+          <w:szCs w:val="26"/>
+          <w:lang w:val="en-US"/>
+        </w:rPr>
+        <w:t>System.out.print</w:t>
+      </w:r>
+      <w:proofErr w:type="spellEnd"/>
+      <w:r>
+        <w:rPr>
+          <w:sz w:val="26"/>
+          <w:szCs w:val="26"/>
+          <w:lang w:val="en-US"/>
+        </w:rPr>
+        <w:t>(</w:t>
+      </w:r>
+      <w:proofErr w:type="spellStart"/>
+      <w:r>
+        <w:rPr>
+          <w:sz w:val="26"/>
+          <w:szCs w:val="26"/>
+          <w:lang w:val="en-US"/>
+        </w:rPr>
+        <w:t>res.getInt</w:t>
+      </w:r>
+      <w:proofErr w:type="spellEnd"/>
+      <w:r>
+        <w:rPr>
+          <w:sz w:val="26"/>
+          <w:szCs w:val="26"/>
+          <w:lang w:val="en-US"/>
+        </w:rPr>
+        <w:t>(1)+"  ");</w:t>
+      </w:r>
+    </w:p>
+    <w:p>
+      <w:pPr>
+        <w:pStyle w:val="ListParagraph"/>
+        <w:rPr>
+          <w:sz w:val="26"/>
+          <w:szCs w:val="26"/>
+          <w:lang w:val="en-US"/>
+        </w:rPr>
+      </w:pPr>
+      <w:r>
+        <w:rPr>
+          <w:sz w:val="26"/>
+          <w:szCs w:val="26"/>
+          <w:lang w:val="en-US"/>
+        </w:rPr>
+        <w:tab/>
+      </w:r>
+      <w:proofErr w:type="spellStart"/>
+      <w:r>
+        <w:rPr>
+          <w:sz w:val="26"/>
+          <w:szCs w:val="26"/>
+          <w:lang w:val="en-US"/>
+        </w:rPr>
+        <w:t>System.out.print</w:t>
+      </w:r>
+      <w:proofErr w:type="spellEnd"/>
+      <w:r>
+        <w:rPr>
+          <w:sz w:val="26"/>
+          <w:szCs w:val="26"/>
+          <w:lang w:val="en-US"/>
+        </w:rPr>
+        <w:t>("Employee name:"+</w:t>
+      </w:r>
+      <w:proofErr w:type="spellStart"/>
+      <w:r>
+        <w:rPr>
+          <w:sz w:val="26"/>
+          <w:szCs w:val="26"/>
+          <w:lang w:val="en-US"/>
+        </w:rPr>
+        <w:t>res.getString</w:t>
+      </w:r>
+      <w:proofErr w:type="spellEnd"/>
+      <w:r>
+        <w:rPr>
+          <w:sz w:val="26"/>
+          <w:szCs w:val="26"/>
+          <w:lang w:val="en-US"/>
+        </w:rPr>
+        <w:t>("</w:t>
+      </w:r>
+      <w:proofErr w:type="spellStart"/>
+      <w:r>
+        <w:rPr>
+          <w:sz w:val="26"/>
+          <w:szCs w:val="26"/>
+          <w:lang w:val="en-US"/>
+        </w:rPr>
+        <w:t>ename</w:t>
+      </w:r>
+      <w:proofErr w:type="spellEnd"/>
+      <w:r>
+        <w:rPr>
+          <w:sz w:val="26"/>
+          <w:szCs w:val="26"/>
+          <w:lang w:val="en-US"/>
+        </w:rPr>
+        <w:t>")+"  ");</w:t>
+      </w:r>
+    </w:p>
+    <w:p>
+      <w:pPr>
+        <w:pStyle w:val="ListParagraph"/>
+        <w:rPr>
+          <w:sz w:val="26"/>
+          <w:szCs w:val="26"/>
+          <w:lang w:val="en-US"/>
+        </w:rPr>
+      </w:pPr>
+      <w:r>
+        <w:rPr>
+          <w:sz w:val="26"/>
+          <w:szCs w:val="26"/>
+          <w:lang w:val="en-US"/>
+        </w:rPr>
+        <w:tab/>
+      </w:r>
+      <w:proofErr w:type="spellStart"/>
+      <w:r>
+        <w:rPr>
+          <w:sz w:val="26"/>
+          <w:szCs w:val="26"/>
+          <w:lang w:val="en-US"/>
+        </w:rPr>
+        <w:t>System.out.println</w:t>
+      </w:r>
+      <w:proofErr w:type="spellEnd"/>
+      <w:r>
+        <w:rPr>
+          <w:sz w:val="26"/>
+          <w:szCs w:val="26"/>
+          <w:lang w:val="en-US"/>
+        </w:rPr>
+        <w:t xml:space="preserve">("Emp </w:t>
+      </w:r>
+      <w:proofErr w:type="spellStart"/>
+      <w:r>
+        <w:rPr>
+          <w:sz w:val="26"/>
+          <w:szCs w:val="26"/>
+          <w:lang w:val="en-US"/>
+        </w:rPr>
+        <w:t>sal</w:t>
+      </w:r>
+      <w:proofErr w:type="spellEnd"/>
+      <w:r>
+        <w:rPr>
+          <w:sz w:val="26"/>
+          <w:szCs w:val="26"/>
+          <w:lang w:val="en-US"/>
+        </w:rPr>
+        <w:t>:"+</w:t>
+      </w:r>
+      <w:proofErr w:type="spellStart"/>
+      <w:r>
+        <w:rPr>
+          <w:sz w:val="26"/>
+          <w:szCs w:val="26"/>
+          <w:lang w:val="en-US"/>
+        </w:rPr>
+        <w:t>res.getInt</w:t>
+      </w:r>
+      <w:proofErr w:type="spellEnd"/>
+      <w:r>
+        <w:rPr>
+          <w:sz w:val="26"/>
+          <w:szCs w:val="26"/>
+          <w:lang w:val="en-US"/>
+        </w:rPr>
+        <w:t>(3));</w:t>
+      </w:r>
+    </w:p>
+    <w:p>
+      <w:pPr>
+        <w:pStyle w:val="ListParagraph"/>
+        <w:rPr>
+          <w:sz w:val="26"/>
+          <w:szCs w:val="26"/>
+          <w:lang w:val="en-US"/>
+        </w:rPr>
+      </w:pPr>
+      <w:r>
+        <w:rPr>
+          <w:sz w:val="26"/>
+          <w:szCs w:val="26"/>
+          <w:lang w:val="en-US"/>
+        </w:rPr>
+        <w:t>}</w:t>
+      </w:r>
+    </w:p>
+    <w:p>
+      <w:pPr>
+        <w:pStyle w:val="ListParagraph"/>
+        <w:numPr>
+          <w:ilvl w:val="0"/>
+          <w:numId w:val="5"/>
+        </w:numPr>
+        <w:rPr>
+          <w:sz w:val="26"/>
+          <w:szCs w:val="26"/>
+          <w:lang w:val="en-US"/>
+        </w:rPr>
+      </w:pPr>
+      <w:r>
+        <w:rPr>
+          <w:sz w:val="26"/>
+          <w:szCs w:val="26"/>
+          <w:lang w:val="en-US"/>
+        </w:rPr>
+        <w:t xml:space="preserve">Close </w:t>
+      </w:r>
+      <w:proofErr w:type="spellStart"/>
+      <w:r>
+        <w:rPr>
+          <w:sz w:val="26"/>
+          <w:szCs w:val="26"/>
+          <w:lang w:val="en-US"/>
+        </w:rPr>
+        <w:t>ResultSet</w:t>
+      </w:r>
+      <w:proofErr w:type="spellEnd"/>
+    </w:p>
+    <w:p>
+      <w:pPr>
+        <w:pStyle w:val="ListParagraph"/>
+        <w:rPr>
+          <w:sz w:val="26"/>
+          <w:szCs w:val="26"/>
+          <w:lang w:val="en-US"/>
+        </w:rPr>
+      </w:pPr>
+      <w:r>
+        <w:rPr>
+          <w:sz w:val="26"/>
+          <w:szCs w:val="26"/>
+          <w:lang w:val="en-US"/>
+        </w:rPr>
+        <w:t>Frees memory used by the result</w:t>
+      </w:r>
+    </w:p>
+    <w:p>
+      <w:pPr>
+        <w:pStyle w:val="ListParagraph"/>
+        <w:rPr>
+          <w:sz w:val="26"/>
+          <w:szCs w:val="26"/>
+          <w:lang w:val="en-US"/>
+        </w:rPr>
+      </w:pPr>
+      <w:proofErr w:type="spellStart"/>
+      <w:r>
+        <w:rPr>
+          <w:sz w:val="26"/>
+          <w:szCs w:val="26"/>
+          <w:lang w:val="en-US"/>
+        </w:rPr>
+        <w:t>r</w:t>
+      </w:r>
+      <w:r>
+        <w:rPr>
+          <w:sz w:val="26"/>
+          <w:szCs w:val="26"/>
+          <w:lang w:val="en-US"/>
+        </w:rPr>
+        <w:t>s.close</w:t>
+      </w:r>
+      <w:proofErr w:type="spellEnd"/>
+      <w:r>
+        <w:rPr>
+          <w:sz w:val="26"/>
+          <w:szCs w:val="26"/>
+          <w:lang w:val="en-US"/>
+        </w:rPr>
+        <w:t>()</w:t>
+      </w:r>
+      <w:r>
+        <w:rPr>
+          <w:sz w:val="26"/>
+          <w:szCs w:val="26"/>
+          <w:lang w:val="en-US"/>
+        </w:rPr>
+        <w:t>;</w:t>
+      </w:r>
+    </w:p>
+    <w:p>
+      <w:pPr>
+        <w:pStyle w:val="ListParagraph"/>
+        <w:numPr>
+          <w:ilvl w:val="0"/>
+          <w:numId w:val="5"/>
+        </w:numPr>
+        <w:rPr>
+          <w:sz w:val="26"/>
+          <w:szCs w:val="26"/>
+          <w:lang w:val="en-US"/>
+        </w:rPr>
+      </w:pPr>
+      <w:r>
+        <w:rPr>
+          <w:sz w:val="26"/>
+          <w:szCs w:val="26"/>
+          <w:lang w:val="en-US"/>
+        </w:rPr>
+        <w:t>Close conn</w:t>
+      </w:r>
+    </w:p>
+    <w:p>
+      <w:pPr>
+        <w:pStyle w:val="ListParagraph"/>
+        <w:numPr>
+          <w:ilvl w:val="0"/>
+          <w:numId w:val="5"/>
+        </w:numPr>
+        <w:rPr>
+          <w:sz w:val="26"/>
+          <w:szCs w:val="26"/>
+          <w:lang w:val="en-US"/>
+        </w:rPr>
+      </w:pPr>
+      <w:r>
+        <w:rPr>
+          <w:sz w:val="26"/>
+          <w:szCs w:val="26"/>
+          <w:lang w:val="en-US"/>
+        </w:rPr>
+        <w:t>Close class</w:t>
+      </w:r>
+    </w:p>
+    <w:p>
+      <w:pPr>
+        <w:ind w:left="360"/>
+        <w:rPr>
+          <w:sz w:val="26"/>
+          <w:szCs w:val="26"/>
+          <w:lang w:val="en-US"/>
+        </w:rPr>
+      </w:pPr>
+    </w:p>
+    <w:p>
+      <w:pPr>
+        <w:ind w:left="360"/>
+        <w:rPr>
+          <w:sz w:val="26"/>
+          <w:szCs w:val="26"/>
+          <w:lang w:val="en-US"/>
+        </w:rPr>
+      </w:pPr>
+      <w:r>
+        <w:rPr>
+          <w:sz w:val="26"/>
+          <w:szCs w:val="26"/>
+          <w:lang w:val="en-US"/>
+        </w:rPr>
+        <w:t>Statement</w:t>
+      </w:r>
+    </w:p>
+    <w:p>
+      <w:pPr>
+        <w:pStyle w:val="ListParagraph"/>
+        <w:numPr>
+          <w:ilvl w:val="0"/>
+          <w:numId w:val="7"/>
+        </w:numPr>
+        <w:rPr>
+          <w:sz w:val="26"/>
+          <w:szCs w:val="26"/>
+          <w:lang w:val="en-US"/>
+        </w:rPr>
+      </w:pPr>
+      <w:r>
+        <w:rPr>
+          <w:sz w:val="26"/>
+          <w:szCs w:val="26"/>
+          <w:lang w:val="en-US"/>
+        </w:rPr>
+        <w:t>Used when executing a SQL query only once</w:t>
+      </w:r>
+    </w:p>
+    <w:p>
+      <w:pPr>
+        <w:pStyle w:val="ListParagraph"/>
+        <w:numPr>
+          <w:ilvl w:val="0"/>
+          <w:numId w:val="7"/>
+        </w:numPr>
+        <w:rPr>
+          <w:sz w:val="26"/>
+          <w:szCs w:val="26"/>
+          <w:lang w:val="en-US"/>
+        </w:rPr>
+      </w:pPr>
+      <w:r>
+        <w:rPr>
+          <w:sz w:val="26"/>
+          <w:szCs w:val="26"/>
+          <w:lang w:val="en-US"/>
+        </w:rPr>
+        <w:t>In SQL, a “statement” is a single line or a group of lines representing a specific action or operation performed on a database.</w:t>
+      </w:r>
+    </w:p>
+    <w:p>
+      <w:pPr>
+        <w:pStyle w:val="ListParagraph"/>
+        <w:numPr>
+          <w:ilvl w:val="0"/>
+          <w:numId w:val="7"/>
+        </w:numPr>
+        <w:rPr>
+          <w:sz w:val="26"/>
+          <w:szCs w:val="26"/>
+          <w:lang w:val="en-US"/>
+        </w:rPr>
+      </w:pPr>
+      <w:r>
+        <w:rPr>
+          <w:sz w:val="26"/>
+          <w:szCs w:val="26"/>
+          <w:lang w:val="en-US"/>
+        </w:rPr>
+        <w:t>SQL statements are used to interact with the database retrieve data, modify data, create or alter database structures and more.</w:t>
+      </w:r>
+    </w:p>
+    <w:p>
+      <w:pPr>
+        <w:pStyle w:val="ListParagraph"/>
+        <w:numPr>
+          <w:ilvl w:val="0"/>
+          <w:numId w:val="7"/>
+        </w:numPr>
+        <w:rPr>
+          <w:sz w:val="26"/>
+          <w:szCs w:val="26"/>
+          <w:lang w:val="en-US"/>
+        </w:rPr>
+      </w:pPr>
+      <w:r>
+        <w:rPr>
+          <w:sz w:val="26"/>
+          <w:szCs w:val="26"/>
+          <w:lang w:val="en-US"/>
+        </w:rPr>
+        <w:t>There are different types of SQL statements, including SELECT(used to retrieve data), INSERT(used to add new data), UPDATE(used to modify data),DELETE(used to delete the data), DDL(Data definition language) statements like CREATE TABLE and ALTER TABLE (used to define or modify the database structures)</w:t>
+      </w:r>
+    </w:p>
+    <w:p>
+      <w:pPr>
+        <w:pStyle w:val="ListParagraph"/>
+        <w:numPr>
+          <w:ilvl w:val="0"/>
+          <w:numId w:val="7"/>
+        </w:numPr>
+        <w:rPr>
+          <w:sz w:val="26"/>
+          <w:szCs w:val="26"/>
+          <w:lang w:val="en-US"/>
+        </w:rPr>
+      </w:pPr>
+      <w:r>
+        <w:rPr>
+          <w:sz w:val="26"/>
+          <w:szCs w:val="26"/>
+          <w:lang w:val="en-US"/>
+        </w:rPr>
+        <w:t>Typically has lower performance.</w:t>
+      </w:r>
+    </w:p>
+    <w:p>
+      <w:pPr>
+        <w:ind w:left="360"/>
+        <w:rPr>
+          <w:sz w:val="26"/>
+          <w:szCs w:val="26"/>
+          <w:lang w:val="en-US"/>
+        </w:rPr>
+      </w:pPr>
+    </w:p>
+    <w:p>
+      <w:pPr>
+        <w:ind w:left="360"/>
+        <w:rPr>
+          <w:sz w:val="26"/>
+          <w:szCs w:val="26"/>
+          <w:lang w:val="en-US"/>
+        </w:rPr>
+      </w:pPr>
+      <w:proofErr w:type="spellStart"/>
+      <w:r>
+        <w:rPr>
+          <w:sz w:val="26"/>
+          <w:szCs w:val="26"/>
+          <w:lang w:val="en-US"/>
+        </w:rPr>
+        <w:t>PraperedStatements</w:t>
+      </w:r>
+      <w:proofErr w:type="spellEnd"/>
+    </w:p>
+    <w:p>
+      <w:pPr>
+        <w:pStyle w:val="ListParagraph"/>
+        <w:numPr>
+          <w:ilvl w:val="0"/>
+          <w:numId w:val="8"/>
+        </w:numPr>
+        <w:rPr>
+          <w:sz w:val="26"/>
+          <w:szCs w:val="26"/>
+          <w:lang w:val="en-US"/>
+        </w:rPr>
+      </w:pPr>
+      <w:r>
+        <w:rPr>
+          <w:sz w:val="26"/>
+          <w:szCs w:val="26"/>
+          <w:lang w:val="en-US"/>
+        </w:rPr>
+        <w:t xml:space="preserve">Used when executing a SQL query multiply times </w:t>
+      </w:r>
+    </w:p>
+    <w:p>
+      <w:pPr>
+        <w:pStyle w:val="ListParagraph"/>
+        <w:numPr>
+          <w:ilvl w:val="0"/>
+          <w:numId w:val="8"/>
+        </w:numPr>
+        <w:rPr>
+          <w:sz w:val="26"/>
+          <w:szCs w:val="26"/>
+          <w:lang w:val="en-US"/>
+        </w:rPr>
+      </w:pPr>
+      <w:r>
+        <w:rPr>
+          <w:sz w:val="26"/>
+          <w:szCs w:val="26"/>
+          <w:lang w:val="en-US"/>
+        </w:rPr>
+        <w:t xml:space="preserve">A </w:t>
+      </w:r>
+      <w:proofErr w:type="spellStart"/>
+      <w:r>
+        <w:rPr>
+          <w:sz w:val="26"/>
+          <w:szCs w:val="26"/>
+          <w:lang w:val="en-US"/>
+        </w:rPr>
+        <w:t>preparedStatements</w:t>
+      </w:r>
+      <w:proofErr w:type="spellEnd"/>
+      <w:r>
+        <w:rPr>
+          <w:sz w:val="26"/>
+          <w:szCs w:val="26"/>
+          <w:lang w:val="en-US"/>
+        </w:rPr>
+        <w:t xml:space="preserve"> in SQL is prepared SQL is a precompiled SQL statement</w:t>
+      </w:r>
+      <w:r>
+        <w:rPr>
+          <w:sz w:val="26"/>
+          <w:szCs w:val="26"/>
+          <w:lang w:val="en-US"/>
+        </w:rPr>
+        <w:t xml:space="preserve"> that allows you to </w:t>
+      </w:r>
+      <w:proofErr w:type="spellStart"/>
+      <w:r>
+        <w:rPr>
+          <w:sz w:val="26"/>
+          <w:szCs w:val="26"/>
+          <w:lang w:val="en-US"/>
+        </w:rPr>
+        <w:t>ecexute</w:t>
+      </w:r>
+      <w:proofErr w:type="spellEnd"/>
+      <w:r>
+        <w:rPr>
+          <w:sz w:val="26"/>
+          <w:szCs w:val="26"/>
+          <w:lang w:val="en-US"/>
+        </w:rPr>
+        <w:t xml:space="preserve"> the same SQL query with different parameter values repeatedly.</w:t>
+      </w:r>
+    </w:p>
+    <w:p>
+      <w:pPr>
+        <w:pStyle w:val="ListParagraph"/>
+        <w:numPr>
+          <w:ilvl w:val="0"/>
+          <w:numId w:val="8"/>
+        </w:numPr>
+        <w:rPr>
+          <w:sz w:val="26"/>
+          <w:szCs w:val="26"/>
+          <w:lang w:val="en-US"/>
+        </w:rPr>
+      </w:pPr>
+      <w:r>
+        <w:rPr>
+          <w:sz w:val="26"/>
+          <w:szCs w:val="26"/>
+          <w:lang w:val="en-US"/>
+        </w:rPr>
+        <w:t>It is a feature provided by the database APIs like JDBC, which improves performance and security by separating the SQL query form the user-supplied parameters.</w:t>
+      </w:r>
+    </w:p>
+    <w:p>
+      <w:pPr>
+        <w:pStyle w:val="ListParagraph"/>
+        <w:numPr>
+          <w:ilvl w:val="0"/>
+          <w:numId w:val="8"/>
+        </w:numPr>
+        <w:rPr>
+          <w:sz w:val="26"/>
+          <w:szCs w:val="26"/>
+          <w:lang w:val="en-US"/>
+        </w:rPr>
+      </w:pPr>
+      <w:proofErr w:type="spellStart"/>
+      <w:r>
+        <w:rPr>
+          <w:sz w:val="26"/>
+          <w:szCs w:val="26"/>
+          <w:lang w:val="en-US"/>
+        </w:rPr>
+        <w:lastRenderedPageBreak/>
+        <w:t>PreparedStatements</w:t>
+      </w:r>
+      <w:proofErr w:type="spellEnd"/>
+      <w:r>
+        <w:rPr>
+          <w:sz w:val="26"/>
+          <w:szCs w:val="26"/>
+          <w:lang w:val="en-US"/>
+        </w:rPr>
+        <w:t xml:space="preserve"> helps prevent SQL injection attacks and enhances database query execution efficiency by reducing  the need for query recompilation, making it a valuable tool for database interaction in application.</w:t>
+      </w:r>
+    </w:p>
+    <w:p>
+      <w:pPr>
+        <w:pStyle w:val="ListParagraph"/>
+        <w:numPr>
+          <w:ilvl w:val="0"/>
+          <w:numId w:val="8"/>
+        </w:numPr>
+        <w:rPr>
+          <w:sz w:val="26"/>
+          <w:szCs w:val="26"/>
+          <w:lang w:val="en-US"/>
+        </w:rPr>
+      </w:pPr>
+      <w:r>
+        <w:rPr>
+          <w:sz w:val="26"/>
+          <w:szCs w:val="26"/>
+          <w:lang w:val="en-US"/>
+        </w:rPr>
+        <w:t>Typically has higher performance.</w:t>
+      </w:r>
+    </w:p>
+    <w:p>
+      <w:pPr>
+        <w:ind w:left="360"/>
+        <w:rPr>
+          <w:sz w:val="26"/>
+          <w:szCs w:val="26"/>
+          <w:lang w:val="en-US"/>
+        </w:rPr>
+      </w:pPr>
+      <w:r>
+        <w:rPr>
+          <w:sz w:val="26"/>
+          <w:szCs w:val="26"/>
+          <w:lang w:val="en-US"/>
+        </w:rPr>
+        <w:t>In JDBC 4 types of drivers:</w:t>
+      </w:r>
+    </w:p>
+    <w:p>
+      <w:pPr>
+        <w:pStyle w:val="ListParagraph"/>
+        <w:numPr>
+          <w:ilvl w:val="0"/>
+          <w:numId w:val="9"/>
+        </w:numPr>
+        <w:rPr>
+          <w:sz w:val="26"/>
+          <w:szCs w:val="26"/>
+          <w:lang w:val="en-US"/>
+        </w:rPr>
+      </w:pPr>
+      <w:r>
+        <w:rPr>
+          <w:sz w:val="26"/>
+          <w:szCs w:val="26"/>
+          <w:lang w:val="en-US"/>
+        </w:rPr>
+        <w:t>Type 1 : JDBC-ODBC Bridge Driver</w:t>
+      </w:r>
+    </w:p>
+    <w:p>
+      <w:pPr>
+        <w:pStyle w:val="ListParagraph"/>
+        <w:numPr>
+          <w:ilvl w:val="0"/>
+          <w:numId w:val="9"/>
+        </w:numPr>
+        <w:rPr>
+          <w:sz w:val="26"/>
+          <w:szCs w:val="26"/>
+          <w:lang w:val="en-US"/>
+        </w:rPr>
+      </w:pPr>
+      <w:r>
+        <w:rPr>
+          <w:sz w:val="26"/>
+          <w:szCs w:val="26"/>
+          <w:lang w:val="en-US"/>
+        </w:rPr>
+        <w:t>Type 2 : Native-API Driver (Partially Java)</w:t>
+      </w:r>
+    </w:p>
+    <w:p>
+      <w:pPr>
+        <w:pStyle w:val="ListParagraph"/>
+        <w:numPr>
+          <w:ilvl w:val="0"/>
+          <w:numId w:val="9"/>
+        </w:numPr>
+        <w:rPr>
+          <w:sz w:val="26"/>
+          <w:szCs w:val="26"/>
+          <w:lang w:val="en-US"/>
+        </w:rPr>
+      </w:pPr>
+      <w:r>
+        <w:rPr>
+          <w:sz w:val="26"/>
+          <w:szCs w:val="26"/>
+          <w:lang w:val="en-US"/>
+        </w:rPr>
+        <w:t xml:space="preserve">Type 3 :  Network Protocol Driver (Fully java </w:t>
+      </w:r>
+      <w:proofErr w:type="spellStart"/>
+      <w:r>
+        <w:rPr>
+          <w:sz w:val="26"/>
+          <w:szCs w:val="26"/>
+          <w:lang w:val="en-US"/>
+        </w:rPr>
+        <w:t>MiddleWare</w:t>
+      </w:r>
+      <w:proofErr w:type="spellEnd"/>
+      <w:r>
+        <w:rPr>
+          <w:sz w:val="26"/>
+          <w:szCs w:val="26"/>
+          <w:lang w:val="en-US"/>
+        </w:rPr>
+        <w:t>)</w:t>
+      </w:r>
+    </w:p>
+    <w:p>
+      <w:pPr>
+        <w:pStyle w:val="ListParagraph"/>
+        <w:numPr>
+          <w:ilvl w:val="0"/>
+          <w:numId w:val="9"/>
+        </w:numPr>
+        <w:rPr>
+          <w:sz w:val="26"/>
+          <w:szCs w:val="26"/>
+          <w:lang w:val="en-US"/>
+        </w:rPr>
+      </w:pPr>
+      <w:r>
+        <w:rPr>
+          <w:sz w:val="26"/>
+          <w:szCs w:val="26"/>
+          <w:lang w:val="en-US"/>
+        </w:rPr>
+        <w:t>Type 4 :  Thin Driver (100% pure Java driver</w:t>
+      </w:r>
+      <w:r>
+        <w:rPr>
+          <w:sz w:val="26"/>
+          <w:szCs w:val="26"/>
+          <w:lang w:val="en-US"/>
+        </w:rPr>
+        <w:t>)</w:t>
+      </w:r>
     </w:p>
     <w:sectPr>
       <w:pgSz w:w="11906" w:h="16838"/>
@@ -871,8 +3782,744 @@
       </w:pPr>
     </w:lvl>
   </w:abstractNum>
+  <w:abstractNum w:abstractNumId="1" w15:restartNumberingAfterBreak="0">
+    <w:nsid w:val="11C01B20"/>
+    <w:multiLevelType w:val="hybridMultilevel"/>
+    <w:tmpl w:val="6D3644CA"/>
+    <w:lvl w:ilvl="0" w:tplc="4009000F">
+      <w:start w:val="1"/>
+      <w:numFmt w:val="decimal"/>
+      <w:lvlText w:val="%1."/>
+      <w:lvlJc w:val="left"/>
+      <w:pPr>
+        <w:ind w:left="720" w:hanging="360"/>
+      </w:pPr>
+      <w:rPr>
+        <w:rFonts w:hint="default"/>
+      </w:rPr>
+    </w:lvl>
+    <w:lvl w:ilvl="1" w:tplc="40090019" w:tentative="1">
+      <w:start w:val="1"/>
+      <w:numFmt w:val="lowerLetter"/>
+      <w:lvlText w:val="%2."/>
+      <w:lvlJc w:val="left"/>
+      <w:pPr>
+        <w:ind w:left="1440" w:hanging="360"/>
+      </w:pPr>
+    </w:lvl>
+    <w:lvl w:ilvl="2" w:tplc="4009001B" w:tentative="1">
+      <w:start w:val="1"/>
+      <w:numFmt w:val="lowerRoman"/>
+      <w:lvlText w:val="%3."/>
+      <w:lvlJc w:val="right"/>
+      <w:pPr>
+        <w:ind w:left="2160" w:hanging="180"/>
+      </w:pPr>
+    </w:lvl>
+    <w:lvl w:ilvl="3" w:tplc="4009000F" w:tentative="1">
+      <w:start w:val="1"/>
+      <w:numFmt w:val="decimal"/>
+      <w:lvlText w:val="%4."/>
+      <w:lvlJc w:val="left"/>
+      <w:pPr>
+        <w:ind w:left="2880" w:hanging="360"/>
+      </w:pPr>
+    </w:lvl>
+    <w:lvl w:ilvl="4" w:tplc="40090019" w:tentative="1">
+      <w:start w:val="1"/>
+      <w:numFmt w:val="lowerLetter"/>
+      <w:lvlText w:val="%5."/>
+      <w:lvlJc w:val="left"/>
+      <w:pPr>
+        <w:ind w:left="3600" w:hanging="360"/>
+      </w:pPr>
+    </w:lvl>
+    <w:lvl w:ilvl="5" w:tplc="4009001B" w:tentative="1">
+      <w:start w:val="1"/>
+      <w:numFmt w:val="lowerRoman"/>
+      <w:lvlText w:val="%6."/>
+      <w:lvlJc w:val="right"/>
+      <w:pPr>
+        <w:ind w:left="4320" w:hanging="180"/>
+      </w:pPr>
+    </w:lvl>
+    <w:lvl w:ilvl="6" w:tplc="4009000F" w:tentative="1">
+      <w:start w:val="1"/>
+      <w:numFmt w:val="decimal"/>
+      <w:lvlText w:val="%7."/>
+      <w:lvlJc w:val="left"/>
+      <w:pPr>
+        <w:ind w:left="5040" w:hanging="360"/>
+      </w:pPr>
+    </w:lvl>
+    <w:lvl w:ilvl="7" w:tplc="40090019" w:tentative="1">
+      <w:start w:val="1"/>
+      <w:numFmt w:val="lowerLetter"/>
+      <w:lvlText w:val="%8."/>
+      <w:lvlJc w:val="left"/>
+      <w:pPr>
+        <w:ind w:left="5760" w:hanging="360"/>
+      </w:pPr>
+    </w:lvl>
+    <w:lvl w:ilvl="8" w:tplc="4009001B" w:tentative="1">
+      <w:start w:val="1"/>
+      <w:numFmt w:val="lowerRoman"/>
+      <w:lvlText w:val="%9."/>
+      <w:lvlJc w:val="right"/>
+      <w:pPr>
+        <w:ind w:left="6480" w:hanging="180"/>
+      </w:pPr>
+    </w:lvl>
+  </w:abstractNum>
+  <w:abstractNum w:abstractNumId="2" w15:restartNumberingAfterBreak="0">
+    <w:nsid w:val="1A01498D"/>
+    <w:multiLevelType w:val="hybridMultilevel"/>
+    <w:tmpl w:val="288CE1B4"/>
+    <w:lvl w:ilvl="0" w:tplc="4009000F">
+      <w:start w:val="1"/>
+      <w:numFmt w:val="decimal"/>
+      <w:lvlText w:val="%1."/>
+      <w:lvlJc w:val="left"/>
+      <w:pPr>
+        <w:ind w:left="720" w:hanging="360"/>
+      </w:pPr>
+      <w:rPr>
+        <w:rFonts w:hint="default"/>
+      </w:rPr>
+    </w:lvl>
+    <w:lvl w:ilvl="1" w:tplc="40090019" w:tentative="1">
+      <w:start w:val="1"/>
+      <w:numFmt w:val="lowerLetter"/>
+      <w:lvlText w:val="%2."/>
+      <w:lvlJc w:val="left"/>
+      <w:pPr>
+        <w:ind w:left="1440" w:hanging="360"/>
+      </w:pPr>
+    </w:lvl>
+    <w:lvl w:ilvl="2" w:tplc="4009001B" w:tentative="1">
+      <w:start w:val="1"/>
+      <w:numFmt w:val="lowerRoman"/>
+      <w:lvlText w:val="%3."/>
+      <w:lvlJc w:val="right"/>
+      <w:pPr>
+        <w:ind w:left="2160" w:hanging="180"/>
+      </w:pPr>
+    </w:lvl>
+    <w:lvl w:ilvl="3" w:tplc="4009000F" w:tentative="1">
+      <w:start w:val="1"/>
+      <w:numFmt w:val="decimal"/>
+      <w:lvlText w:val="%4."/>
+      <w:lvlJc w:val="left"/>
+      <w:pPr>
+        <w:ind w:left="2880" w:hanging="360"/>
+      </w:pPr>
+    </w:lvl>
+    <w:lvl w:ilvl="4" w:tplc="40090019" w:tentative="1">
+      <w:start w:val="1"/>
+      <w:numFmt w:val="lowerLetter"/>
+      <w:lvlText w:val="%5."/>
+      <w:lvlJc w:val="left"/>
+      <w:pPr>
+        <w:ind w:left="3600" w:hanging="360"/>
+      </w:pPr>
+    </w:lvl>
+    <w:lvl w:ilvl="5" w:tplc="4009001B" w:tentative="1">
+      <w:start w:val="1"/>
+      <w:numFmt w:val="lowerRoman"/>
+      <w:lvlText w:val="%6."/>
+      <w:lvlJc w:val="right"/>
+      <w:pPr>
+        <w:ind w:left="4320" w:hanging="180"/>
+      </w:pPr>
+    </w:lvl>
+    <w:lvl w:ilvl="6" w:tplc="4009000F" w:tentative="1">
+      <w:start w:val="1"/>
+      <w:numFmt w:val="decimal"/>
+      <w:lvlText w:val="%7."/>
+      <w:lvlJc w:val="left"/>
+      <w:pPr>
+        <w:ind w:left="5040" w:hanging="360"/>
+      </w:pPr>
+    </w:lvl>
+    <w:lvl w:ilvl="7" w:tplc="40090019" w:tentative="1">
+      <w:start w:val="1"/>
+      <w:numFmt w:val="lowerLetter"/>
+      <w:lvlText w:val="%8."/>
+      <w:lvlJc w:val="left"/>
+      <w:pPr>
+        <w:ind w:left="5760" w:hanging="360"/>
+      </w:pPr>
+    </w:lvl>
+    <w:lvl w:ilvl="8" w:tplc="4009001B" w:tentative="1">
+      <w:start w:val="1"/>
+      <w:numFmt w:val="lowerRoman"/>
+      <w:lvlText w:val="%9."/>
+      <w:lvlJc w:val="right"/>
+      <w:pPr>
+        <w:ind w:left="6480" w:hanging="180"/>
+      </w:pPr>
+    </w:lvl>
+  </w:abstractNum>
+  <w:abstractNum w:abstractNumId="3" w15:restartNumberingAfterBreak="0">
+    <w:nsid w:val="307D7753"/>
+    <w:multiLevelType w:val="hybridMultilevel"/>
+    <w:tmpl w:val="4A8E989C"/>
+    <w:lvl w:ilvl="0" w:tplc="4009000F">
+      <w:start w:val="1"/>
+      <w:numFmt w:val="decimal"/>
+      <w:lvlText w:val="%1."/>
+      <w:lvlJc w:val="left"/>
+      <w:pPr>
+        <w:ind w:left="720" w:hanging="360"/>
+      </w:pPr>
+      <w:rPr>
+        <w:rFonts w:hint="default"/>
+      </w:rPr>
+    </w:lvl>
+    <w:lvl w:ilvl="1" w:tplc="40090019" w:tentative="1">
+      <w:start w:val="1"/>
+      <w:numFmt w:val="lowerLetter"/>
+      <w:lvlText w:val="%2."/>
+      <w:lvlJc w:val="left"/>
+      <w:pPr>
+        <w:ind w:left="1440" w:hanging="360"/>
+      </w:pPr>
+    </w:lvl>
+    <w:lvl w:ilvl="2" w:tplc="4009001B" w:tentative="1">
+      <w:start w:val="1"/>
+      <w:numFmt w:val="lowerRoman"/>
+      <w:lvlText w:val="%3."/>
+      <w:lvlJc w:val="right"/>
+      <w:pPr>
+        <w:ind w:left="2160" w:hanging="180"/>
+      </w:pPr>
+    </w:lvl>
+    <w:lvl w:ilvl="3" w:tplc="4009000F" w:tentative="1">
+      <w:start w:val="1"/>
+      <w:numFmt w:val="decimal"/>
+      <w:lvlText w:val="%4."/>
+      <w:lvlJc w:val="left"/>
+      <w:pPr>
+        <w:ind w:left="2880" w:hanging="360"/>
+      </w:pPr>
+    </w:lvl>
+    <w:lvl w:ilvl="4" w:tplc="40090019" w:tentative="1">
+      <w:start w:val="1"/>
+      <w:numFmt w:val="lowerLetter"/>
+      <w:lvlText w:val="%5."/>
+      <w:lvlJc w:val="left"/>
+      <w:pPr>
+        <w:ind w:left="3600" w:hanging="360"/>
+      </w:pPr>
+    </w:lvl>
+    <w:lvl w:ilvl="5" w:tplc="4009001B" w:tentative="1">
+      <w:start w:val="1"/>
+      <w:numFmt w:val="lowerRoman"/>
+      <w:lvlText w:val="%6."/>
+      <w:lvlJc w:val="right"/>
+      <w:pPr>
+        <w:ind w:left="4320" w:hanging="180"/>
+      </w:pPr>
+    </w:lvl>
+    <w:lvl w:ilvl="6" w:tplc="4009000F" w:tentative="1">
+      <w:start w:val="1"/>
+      <w:numFmt w:val="decimal"/>
+      <w:lvlText w:val="%7."/>
+      <w:lvlJc w:val="left"/>
+      <w:pPr>
+        <w:ind w:left="5040" w:hanging="360"/>
+      </w:pPr>
+    </w:lvl>
+    <w:lvl w:ilvl="7" w:tplc="40090019" w:tentative="1">
+      <w:start w:val="1"/>
+      <w:numFmt w:val="lowerLetter"/>
+      <w:lvlText w:val="%8."/>
+      <w:lvlJc w:val="left"/>
+      <w:pPr>
+        <w:ind w:left="5760" w:hanging="360"/>
+      </w:pPr>
+    </w:lvl>
+    <w:lvl w:ilvl="8" w:tplc="4009001B" w:tentative="1">
+      <w:start w:val="1"/>
+      <w:numFmt w:val="lowerRoman"/>
+      <w:lvlText w:val="%9."/>
+      <w:lvlJc w:val="right"/>
+      <w:pPr>
+        <w:ind w:left="6480" w:hanging="180"/>
+      </w:pPr>
+    </w:lvl>
+  </w:abstractNum>
+  <w:abstractNum w:abstractNumId="4" w15:restartNumberingAfterBreak="0">
+    <w:nsid w:val="41866957"/>
+    <w:multiLevelType w:val="hybridMultilevel"/>
+    <w:tmpl w:val="908E082E"/>
+    <w:lvl w:ilvl="0" w:tplc="A0DE0314">
+      <w:start w:val="1"/>
+      <w:numFmt w:val="lowerLetter"/>
+      <w:lvlText w:val="%1)"/>
+      <w:lvlJc w:val="left"/>
+      <w:pPr>
+        <w:ind w:left="1080" w:hanging="360"/>
+      </w:pPr>
+      <w:rPr>
+        <w:rFonts w:hint="default"/>
+      </w:rPr>
+    </w:lvl>
+    <w:lvl w:ilvl="1" w:tplc="40090019" w:tentative="1">
+      <w:start w:val="1"/>
+      <w:numFmt w:val="lowerLetter"/>
+      <w:lvlText w:val="%2."/>
+      <w:lvlJc w:val="left"/>
+      <w:pPr>
+        <w:ind w:left="1800" w:hanging="360"/>
+      </w:pPr>
+    </w:lvl>
+    <w:lvl w:ilvl="2" w:tplc="4009001B" w:tentative="1">
+      <w:start w:val="1"/>
+      <w:numFmt w:val="lowerRoman"/>
+      <w:lvlText w:val="%3."/>
+      <w:lvlJc w:val="right"/>
+      <w:pPr>
+        <w:ind w:left="2520" w:hanging="180"/>
+      </w:pPr>
+    </w:lvl>
+    <w:lvl w:ilvl="3" w:tplc="4009000F" w:tentative="1">
+      <w:start w:val="1"/>
+      <w:numFmt w:val="decimal"/>
+      <w:lvlText w:val="%4."/>
+      <w:lvlJc w:val="left"/>
+      <w:pPr>
+        <w:ind w:left="3240" w:hanging="360"/>
+      </w:pPr>
+    </w:lvl>
+    <w:lvl w:ilvl="4" w:tplc="40090019" w:tentative="1">
+      <w:start w:val="1"/>
+      <w:numFmt w:val="lowerLetter"/>
+      <w:lvlText w:val="%5."/>
+      <w:lvlJc w:val="left"/>
+      <w:pPr>
+        <w:ind w:left="3960" w:hanging="360"/>
+      </w:pPr>
+    </w:lvl>
+    <w:lvl w:ilvl="5" w:tplc="4009001B" w:tentative="1">
+      <w:start w:val="1"/>
+      <w:numFmt w:val="lowerRoman"/>
+      <w:lvlText w:val="%6."/>
+      <w:lvlJc w:val="right"/>
+      <w:pPr>
+        <w:ind w:left="4680" w:hanging="180"/>
+      </w:pPr>
+    </w:lvl>
+    <w:lvl w:ilvl="6" w:tplc="4009000F" w:tentative="1">
+      <w:start w:val="1"/>
+      <w:numFmt w:val="decimal"/>
+      <w:lvlText w:val="%7."/>
+      <w:lvlJc w:val="left"/>
+      <w:pPr>
+        <w:ind w:left="5400" w:hanging="360"/>
+      </w:pPr>
+    </w:lvl>
+    <w:lvl w:ilvl="7" w:tplc="40090019" w:tentative="1">
+      <w:start w:val="1"/>
+      <w:numFmt w:val="lowerLetter"/>
+      <w:lvlText w:val="%8."/>
+      <w:lvlJc w:val="left"/>
+      <w:pPr>
+        <w:ind w:left="6120" w:hanging="360"/>
+      </w:pPr>
+    </w:lvl>
+    <w:lvl w:ilvl="8" w:tplc="4009001B" w:tentative="1">
+      <w:start w:val="1"/>
+      <w:numFmt w:val="lowerRoman"/>
+      <w:lvlText w:val="%9."/>
+      <w:lvlJc w:val="right"/>
+      <w:pPr>
+        <w:ind w:left="6840" w:hanging="180"/>
+      </w:pPr>
+    </w:lvl>
+  </w:abstractNum>
+  <w:abstractNum w:abstractNumId="5" w15:restartNumberingAfterBreak="0">
+    <w:nsid w:val="41B85FA6"/>
+    <w:multiLevelType w:val="hybridMultilevel"/>
+    <w:tmpl w:val="5840FEB2"/>
+    <w:lvl w:ilvl="0" w:tplc="4009000F">
+      <w:start w:val="1"/>
+      <w:numFmt w:val="decimal"/>
+      <w:lvlText w:val="%1."/>
+      <w:lvlJc w:val="left"/>
+      <w:pPr>
+        <w:ind w:left="720" w:hanging="360"/>
+      </w:pPr>
+      <w:rPr>
+        <w:rFonts w:hint="default"/>
+      </w:rPr>
+    </w:lvl>
+    <w:lvl w:ilvl="1" w:tplc="40090019" w:tentative="1">
+      <w:start w:val="1"/>
+      <w:numFmt w:val="lowerLetter"/>
+      <w:lvlText w:val="%2."/>
+      <w:lvlJc w:val="left"/>
+      <w:pPr>
+        <w:ind w:left="1440" w:hanging="360"/>
+      </w:pPr>
+    </w:lvl>
+    <w:lvl w:ilvl="2" w:tplc="4009001B" w:tentative="1">
+      <w:start w:val="1"/>
+      <w:numFmt w:val="lowerRoman"/>
+      <w:lvlText w:val="%3."/>
+      <w:lvlJc w:val="right"/>
+      <w:pPr>
+        <w:ind w:left="2160" w:hanging="180"/>
+      </w:pPr>
+    </w:lvl>
+    <w:lvl w:ilvl="3" w:tplc="4009000F" w:tentative="1">
+      <w:start w:val="1"/>
+      <w:numFmt w:val="decimal"/>
+      <w:lvlText w:val="%4."/>
+      <w:lvlJc w:val="left"/>
+      <w:pPr>
+        <w:ind w:left="2880" w:hanging="360"/>
+      </w:pPr>
+    </w:lvl>
+    <w:lvl w:ilvl="4" w:tplc="40090019" w:tentative="1">
+      <w:start w:val="1"/>
+      <w:numFmt w:val="lowerLetter"/>
+      <w:lvlText w:val="%5."/>
+      <w:lvlJc w:val="left"/>
+      <w:pPr>
+        <w:ind w:left="3600" w:hanging="360"/>
+      </w:pPr>
+    </w:lvl>
+    <w:lvl w:ilvl="5" w:tplc="4009001B" w:tentative="1">
+      <w:start w:val="1"/>
+      <w:numFmt w:val="lowerRoman"/>
+      <w:lvlText w:val="%6."/>
+      <w:lvlJc w:val="right"/>
+      <w:pPr>
+        <w:ind w:left="4320" w:hanging="180"/>
+      </w:pPr>
+    </w:lvl>
+    <w:lvl w:ilvl="6" w:tplc="4009000F" w:tentative="1">
+      <w:start w:val="1"/>
+      <w:numFmt w:val="decimal"/>
+      <w:lvlText w:val="%7."/>
+      <w:lvlJc w:val="left"/>
+      <w:pPr>
+        <w:ind w:left="5040" w:hanging="360"/>
+      </w:pPr>
+    </w:lvl>
+    <w:lvl w:ilvl="7" w:tplc="40090019" w:tentative="1">
+      <w:start w:val="1"/>
+      <w:numFmt w:val="lowerLetter"/>
+      <w:lvlText w:val="%8."/>
+      <w:lvlJc w:val="left"/>
+      <w:pPr>
+        <w:ind w:left="5760" w:hanging="360"/>
+      </w:pPr>
+    </w:lvl>
+    <w:lvl w:ilvl="8" w:tplc="4009001B" w:tentative="1">
+      <w:start w:val="1"/>
+      <w:numFmt w:val="lowerRoman"/>
+      <w:lvlText w:val="%9."/>
+      <w:lvlJc w:val="right"/>
+      <w:pPr>
+        <w:ind w:left="6480" w:hanging="180"/>
+      </w:pPr>
+    </w:lvl>
+  </w:abstractNum>
+  <w:abstractNum w:abstractNumId="6" w15:restartNumberingAfterBreak="0">
+    <w:nsid w:val="466A174E"/>
+    <w:multiLevelType w:val="hybridMultilevel"/>
+    <w:tmpl w:val="CC741644"/>
+    <w:lvl w:ilvl="0" w:tplc="4009000F">
+      <w:start w:val="1"/>
+      <w:numFmt w:val="decimal"/>
+      <w:lvlText w:val="%1."/>
+      <w:lvlJc w:val="left"/>
+      <w:pPr>
+        <w:ind w:left="720" w:hanging="360"/>
+      </w:pPr>
+      <w:rPr>
+        <w:rFonts w:hint="default"/>
+      </w:rPr>
+    </w:lvl>
+    <w:lvl w:ilvl="1" w:tplc="40090019" w:tentative="1">
+      <w:start w:val="1"/>
+      <w:numFmt w:val="lowerLetter"/>
+      <w:lvlText w:val="%2."/>
+      <w:lvlJc w:val="left"/>
+      <w:pPr>
+        <w:ind w:left="1440" w:hanging="360"/>
+      </w:pPr>
+    </w:lvl>
+    <w:lvl w:ilvl="2" w:tplc="4009001B" w:tentative="1">
+      <w:start w:val="1"/>
+      <w:numFmt w:val="lowerRoman"/>
+      <w:lvlText w:val="%3."/>
+      <w:lvlJc w:val="right"/>
+      <w:pPr>
+        <w:ind w:left="2160" w:hanging="180"/>
+      </w:pPr>
+    </w:lvl>
+    <w:lvl w:ilvl="3" w:tplc="4009000F" w:tentative="1">
+      <w:start w:val="1"/>
+      <w:numFmt w:val="decimal"/>
+      <w:lvlText w:val="%4."/>
+      <w:lvlJc w:val="left"/>
+      <w:pPr>
+        <w:ind w:left="2880" w:hanging="360"/>
+      </w:pPr>
+    </w:lvl>
+    <w:lvl w:ilvl="4" w:tplc="40090019" w:tentative="1">
+      <w:start w:val="1"/>
+      <w:numFmt w:val="lowerLetter"/>
+      <w:lvlText w:val="%5."/>
+      <w:lvlJc w:val="left"/>
+      <w:pPr>
+        <w:ind w:left="3600" w:hanging="360"/>
+      </w:pPr>
+    </w:lvl>
+    <w:lvl w:ilvl="5" w:tplc="4009001B" w:tentative="1">
+      <w:start w:val="1"/>
+      <w:numFmt w:val="lowerRoman"/>
+      <w:lvlText w:val="%6."/>
+      <w:lvlJc w:val="right"/>
+      <w:pPr>
+        <w:ind w:left="4320" w:hanging="180"/>
+      </w:pPr>
+    </w:lvl>
+    <w:lvl w:ilvl="6" w:tplc="4009000F" w:tentative="1">
+      <w:start w:val="1"/>
+      <w:numFmt w:val="decimal"/>
+      <w:lvlText w:val="%7."/>
+      <w:lvlJc w:val="left"/>
+      <w:pPr>
+        <w:ind w:left="5040" w:hanging="360"/>
+      </w:pPr>
+    </w:lvl>
+    <w:lvl w:ilvl="7" w:tplc="40090019" w:tentative="1">
+      <w:start w:val="1"/>
+      <w:numFmt w:val="lowerLetter"/>
+      <w:lvlText w:val="%8."/>
+      <w:lvlJc w:val="left"/>
+      <w:pPr>
+        <w:ind w:left="5760" w:hanging="360"/>
+      </w:pPr>
+    </w:lvl>
+    <w:lvl w:ilvl="8" w:tplc="4009001B" w:tentative="1">
+      <w:start w:val="1"/>
+      <w:numFmt w:val="lowerRoman"/>
+      <w:lvlText w:val="%9."/>
+      <w:lvlJc w:val="right"/>
+      <w:pPr>
+        <w:ind w:left="6480" w:hanging="180"/>
+      </w:pPr>
+    </w:lvl>
+  </w:abstractNum>
+  <w:abstractNum w:abstractNumId="7" w15:restartNumberingAfterBreak="0">
+    <w:nsid w:val="473B62F1"/>
+    <w:multiLevelType w:val="hybridMultilevel"/>
+    <w:tmpl w:val="57A25DF4"/>
+    <w:lvl w:ilvl="0" w:tplc="4009000F">
+      <w:start w:val="1"/>
+      <w:numFmt w:val="decimal"/>
+      <w:lvlText w:val="%1."/>
+      <w:lvlJc w:val="left"/>
+      <w:pPr>
+        <w:ind w:left="720" w:hanging="360"/>
+      </w:pPr>
+      <w:rPr>
+        <w:rFonts w:hint="default"/>
+      </w:rPr>
+    </w:lvl>
+    <w:lvl w:ilvl="1" w:tplc="40090019" w:tentative="1">
+      <w:start w:val="1"/>
+      <w:numFmt w:val="lowerLetter"/>
+      <w:lvlText w:val="%2."/>
+      <w:lvlJc w:val="left"/>
+      <w:pPr>
+        <w:ind w:left="1440" w:hanging="360"/>
+      </w:pPr>
+    </w:lvl>
+    <w:lvl w:ilvl="2" w:tplc="4009001B" w:tentative="1">
+      <w:start w:val="1"/>
+      <w:numFmt w:val="lowerRoman"/>
+      <w:lvlText w:val="%3."/>
+      <w:lvlJc w:val="right"/>
+      <w:pPr>
+        <w:ind w:left="2160" w:hanging="180"/>
+      </w:pPr>
+    </w:lvl>
+    <w:lvl w:ilvl="3" w:tplc="4009000F" w:tentative="1">
+      <w:start w:val="1"/>
+      <w:numFmt w:val="decimal"/>
+      <w:lvlText w:val="%4."/>
+      <w:lvlJc w:val="left"/>
+      <w:pPr>
+        <w:ind w:left="2880" w:hanging="360"/>
+      </w:pPr>
+    </w:lvl>
+    <w:lvl w:ilvl="4" w:tplc="40090019" w:tentative="1">
+      <w:start w:val="1"/>
+      <w:numFmt w:val="lowerLetter"/>
+      <w:lvlText w:val="%5."/>
+      <w:lvlJc w:val="left"/>
+      <w:pPr>
+        <w:ind w:left="3600" w:hanging="360"/>
+      </w:pPr>
+    </w:lvl>
+    <w:lvl w:ilvl="5" w:tplc="4009001B" w:tentative="1">
+      <w:start w:val="1"/>
+      <w:numFmt w:val="lowerRoman"/>
+      <w:lvlText w:val="%6."/>
+      <w:lvlJc w:val="right"/>
+      <w:pPr>
+        <w:ind w:left="4320" w:hanging="180"/>
+      </w:pPr>
+    </w:lvl>
+    <w:lvl w:ilvl="6" w:tplc="4009000F" w:tentative="1">
+      <w:start w:val="1"/>
+      <w:numFmt w:val="decimal"/>
+      <w:lvlText w:val="%7."/>
+      <w:lvlJc w:val="left"/>
+      <w:pPr>
+        <w:ind w:left="5040" w:hanging="360"/>
+      </w:pPr>
+    </w:lvl>
+    <w:lvl w:ilvl="7" w:tplc="40090019" w:tentative="1">
+      <w:start w:val="1"/>
+      <w:numFmt w:val="lowerLetter"/>
+      <w:lvlText w:val="%8."/>
+      <w:lvlJc w:val="left"/>
+      <w:pPr>
+        <w:ind w:left="5760" w:hanging="360"/>
+      </w:pPr>
+    </w:lvl>
+    <w:lvl w:ilvl="8" w:tplc="4009001B" w:tentative="1">
+      <w:start w:val="1"/>
+      <w:numFmt w:val="lowerRoman"/>
+      <w:lvlText w:val="%9."/>
+      <w:lvlJc w:val="right"/>
+      <w:pPr>
+        <w:ind w:left="6480" w:hanging="180"/>
+      </w:pPr>
+    </w:lvl>
+  </w:abstractNum>
+  <w:abstractNum w:abstractNumId="8" w15:restartNumberingAfterBreak="0">
+    <w:nsid w:val="6B81076D"/>
+    <w:multiLevelType w:val="hybridMultilevel"/>
+    <w:tmpl w:val="7A7A35F8"/>
+    <w:lvl w:ilvl="0" w:tplc="4009000F">
+      <w:start w:val="1"/>
+      <w:numFmt w:val="decimal"/>
+      <w:lvlText w:val="%1."/>
+      <w:lvlJc w:val="left"/>
+      <w:pPr>
+        <w:ind w:left="720" w:hanging="360"/>
+      </w:pPr>
+      <w:rPr>
+        <w:rFonts w:hint="default"/>
+      </w:rPr>
+    </w:lvl>
+    <w:lvl w:ilvl="1" w:tplc="40090019" w:tentative="1">
+      <w:start w:val="1"/>
+      <w:numFmt w:val="lowerLetter"/>
+      <w:lvlText w:val="%2."/>
+      <w:lvlJc w:val="left"/>
+      <w:pPr>
+        <w:ind w:left="1440" w:hanging="360"/>
+      </w:pPr>
+    </w:lvl>
+    <w:lvl w:ilvl="2" w:tplc="4009001B" w:tentative="1">
+      <w:start w:val="1"/>
+      <w:numFmt w:val="lowerRoman"/>
+      <w:lvlText w:val="%3."/>
+      <w:lvlJc w:val="right"/>
+      <w:pPr>
+        <w:ind w:left="2160" w:hanging="180"/>
+      </w:pPr>
+    </w:lvl>
+    <w:lvl w:ilvl="3" w:tplc="4009000F" w:tentative="1">
+      <w:start w:val="1"/>
+      <w:numFmt w:val="decimal"/>
+      <w:lvlText w:val="%4."/>
+      <w:lvlJc w:val="left"/>
+      <w:pPr>
+        <w:ind w:left="2880" w:hanging="360"/>
+      </w:pPr>
+    </w:lvl>
+    <w:lvl w:ilvl="4" w:tplc="40090019" w:tentative="1">
+      <w:start w:val="1"/>
+      <w:numFmt w:val="lowerLetter"/>
+      <w:lvlText w:val="%5."/>
+      <w:lvlJc w:val="left"/>
+      <w:pPr>
+        <w:ind w:left="3600" w:hanging="360"/>
+      </w:pPr>
+    </w:lvl>
+    <w:lvl w:ilvl="5" w:tplc="4009001B" w:tentative="1">
+      <w:start w:val="1"/>
+      <w:numFmt w:val="lowerRoman"/>
+      <w:lvlText w:val="%6."/>
+      <w:lvlJc w:val="right"/>
+      <w:pPr>
+        <w:ind w:left="4320" w:hanging="180"/>
+      </w:pPr>
+    </w:lvl>
+    <w:lvl w:ilvl="6" w:tplc="4009000F" w:tentative="1">
+      <w:start w:val="1"/>
+      <w:numFmt w:val="decimal"/>
+      <w:lvlText w:val="%7."/>
+      <w:lvlJc w:val="left"/>
+      <w:pPr>
+        <w:ind w:left="5040" w:hanging="360"/>
+      </w:pPr>
+    </w:lvl>
+    <w:lvl w:ilvl="7" w:tplc="40090019" w:tentative="1">
+      <w:start w:val="1"/>
+      <w:numFmt w:val="lowerLetter"/>
+      <w:lvlText w:val="%8."/>
+      <w:lvlJc w:val="left"/>
+      <w:pPr>
+        <w:ind w:left="5760" w:hanging="360"/>
+      </w:pPr>
+    </w:lvl>
+    <w:lvl w:ilvl="8" w:tplc="4009001B" w:tentative="1">
+      <w:start w:val="1"/>
+      <w:numFmt w:val="lowerRoman"/>
+      <w:lvlText w:val="%9."/>
+      <w:lvlJc w:val="right"/>
+      <w:pPr>
+        <w:ind w:left="6480" w:hanging="180"/>
+      </w:pPr>
+    </w:lvl>
+  </w:abstractNum>
   <w:num w:numId="1" w16cid:durableId="145166026">
     <w:abstractNumId w:val="0"/>
+  </w:num>
+  <w:num w:numId="2" w16cid:durableId="901058872">
+    <w:abstractNumId w:val="8"/>
+  </w:num>
+  <w:num w:numId="3" w16cid:durableId="765348722">
+    <w:abstractNumId w:val="2"/>
+  </w:num>
+  <w:num w:numId="4" w16cid:durableId="313026892">
+    <w:abstractNumId w:val="6"/>
+  </w:num>
+  <w:num w:numId="5" w16cid:durableId="1466704325">
+    <w:abstractNumId w:val="7"/>
+  </w:num>
+  <w:num w:numId="6" w16cid:durableId="28722942">
+    <w:abstractNumId w:val="4"/>
+  </w:num>
+  <w:num w:numId="7" w16cid:durableId="77293969">
+    <w:abstractNumId w:val="3"/>
+  </w:num>
+  <w:num w:numId="8" w16cid:durableId="1004354881">
+    <w:abstractNumId w:val="5"/>
+  </w:num>
+  <w:num w:numId="9" w16cid:durableId="1391348638">
+    <w:abstractNumId w:val="1"/>
   </w:num>
 </w:numbering>
 </file>
@@ -1480,7 +5127,6 @@
   <w:style w:type="character" w:default="1" w:styleId="DefaultParagraphFont">
     <w:name w:val="Default Paragraph Font"/>
     <w:uiPriority w:val="1"/>
-    <w:semiHidden/>
     <w:unhideWhenUsed/>
   </w:style>
   <w:style w:type="table" w:default="1" w:styleId="TableNormal">

--- a/Capg-AdvJava-Training/CapgeminiAdvJavaIndex_Nithin.docx
+++ b/Capg-AdvJava-Training/CapgeminiAdvJavaIndex_Nithin.docx
@@ -1776,43 +1776,7 @@
           <w:szCs w:val="26"/>
           <w:lang w:val="en-US"/>
         </w:rPr>
-        <w:t xml:space="preserve">Java Objects -&gt; JDBC API -&gt; JDBC Driver -&gt; </w:t>
-      </w:r>
-      <w:proofErr w:type="spellStart"/>
-      <w:r>
-        <w:rPr>
-          <w:sz w:val="26"/>
-          <w:szCs w:val="26"/>
-          <w:lang w:val="en-US"/>
-        </w:rPr>
-        <w:t>DataBase</w:t>
-      </w:r>
-      <w:proofErr w:type="spellEnd"/>
-      <w:r>
-        <w:rPr>
-          <w:sz w:val="26"/>
-          <w:szCs w:val="26"/>
-          <w:lang w:val="en-US"/>
-        </w:rPr>
-        <w:t>(MySQL/Oracle/</w:t>
-      </w:r>
-      <w:proofErr w:type="spellStart"/>
-      <w:r>
-        <w:rPr>
-          <w:sz w:val="26"/>
-          <w:szCs w:val="26"/>
-          <w:lang w:val="en-US"/>
-        </w:rPr>
-        <w:t>PostgresSQL</w:t>
-      </w:r>
-      <w:proofErr w:type="spellEnd"/>
-      <w:r>
-        <w:rPr>
-          <w:sz w:val="26"/>
-          <w:szCs w:val="26"/>
-          <w:lang w:val="en-US"/>
-        </w:rPr>
-        <w:t>)</w:t>
+        <w:t>Java Objects -&gt; JDBC API -&gt; JDBC Driver -&gt; DataBase(MySQL/Oracle/PostgresSQL)</w:t>
       </w:r>
     </w:p>
     <w:p>
@@ -1897,46 +1861,14 @@
           <w:sz w:val="26"/>
           <w:szCs w:val="26"/>
         </w:rPr>
-        <w:t xml:space="preserve">Example </w:t>
-      </w:r>
-      <w:proofErr w:type="spellStart"/>
-      <w:r>
-        <w:rPr>
-          <w:sz w:val="26"/>
-          <w:szCs w:val="26"/>
-        </w:rPr>
-        <w:t>Class.forName</w:t>
-      </w:r>
-      <w:proofErr w:type="spellEnd"/>
-      <w:r>
-        <w:rPr>
-          <w:sz w:val="26"/>
-          <w:szCs w:val="26"/>
-        </w:rPr>
-        <w:t>(</w:t>
-      </w:r>
-      <w:r>
-        <w:rPr>
-          <w:sz w:val="26"/>
-          <w:szCs w:val="26"/>
-        </w:rPr>
-        <w:t>"</w:t>
-      </w:r>
-      <w:proofErr w:type="spellStart"/>
-      <w:r>
-        <w:rPr>
-          <w:sz w:val="26"/>
-          <w:szCs w:val="26"/>
-        </w:rPr>
-        <w:t>oracle.jdbc.driver.OracleDriver</w:t>
-      </w:r>
-      <w:proofErr w:type="spellEnd"/>
-      <w:r>
-        <w:rPr>
-          <w:sz w:val="26"/>
-          <w:szCs w:val="26"/>
-        </w:rPr>
-        <w:t>"</w:t>
+        <w:t>Example Class.forName(</w:t>
+      </w:r>
+      <w:r>
+        <w:rPr>
+          <w:sz w:val="26"/>
+          <w:szCs w:val="26"/>
+        </w:rPr>
+        <w:t>"oracle.jdbc.driver.OracleDriver"</w:t>
       </w:r>
       <w:r>
         <w:rPr>
@@ -2014,39 +1946,7 @@
           <w:sz w:val="26"/>
           <w:szCs w:val="26"/>
         </w:rPr>
-        <w:t xml:space="preserve">String </w:t>
-      </w:r>
-      <w:proofErr w:type="spellStart"/>
-      <w:r>
-        <w:rPr>
-          <w:sz w:val="26"/>
-          <w:szCs w:val="26"/>
-        </w:rPr>
-        <w:t>url</w:t>
-      </w:r>
-      <w:proofErr w:type="spellEnd"/>
-      <w:r>
-        <w:rPr>
-          <w:sz w:val="26"/>
-          <w:szCs w:val="26"/>
-        </w:rPr>
-        <w:t xml:space="preserve"> = "</w:t>
-      </w:r>
-      <w:proofErr w:type="spellStart"/>
-      <w:r>
-        <w:rPr>
-          <w:sz w:val="26"/>
-          <w:szCs w:val="26"/>
-        </w:rPr>
-        <w:t>jdbc:oracle:thin</w:t>
-      </w:r>
-      <w:proofErr w:type="spellEnd"/>
-      <w:r>
-        <w:rPr>
-          <w:sz w:val="26"/>
-          <w:szCs w:val="26"/>
-        </w:rPr>
-        <w:t>:@localhost:1521:XE";</w:t>
+        <w:t>String url = "jdbc:oracle:thin:@localhost:1521:XE";</w:t>
       </w:r>
     </w:p>
     <w:p>
@@ -2144,61 +2044,25 @@
           <w:szCs w:val="26"/>
           <w:lang w:val="en-US"/>
         </w:rPr>
-        <w:t xml:space="preserve">Use </w:t>
-      </w:r>
-      <w:proofErr w:type="spellStart"/>
-      <w:r>
-        <w:rPr>
-          <w:sz w:val="26"/>
-          <w:szCs w:val="26"/>
-          <w:lang w:val="en-US"/>
-        </w:rPr>
-        <w:t>DriverManager</w:t>
-      </w:r>
-      <w:proofErr w:type="spellEnd"/>
-      <w:r>
-        <w:rPr>
-          <w:sz w:val="26"/>
-          <w:szCs w:val="26"/>
-          <w:lang w:val="en-US"/>
-        </w:rPr>
-        <w:t xml:space="preserve"> to connect java with DB.</w:t>
-      </w:r>
-    </w:p>
-    <w:p>
-      <w:pPr>
-        <w:pStyle w:val="ListParagraph"/>
-        <w:rPr>
-          <w:sz w:val="26"/>
-          <w:szCs w:val="26"/>
-          <w:lang w:val="en-US"/>
-        </w:rPr>
-      </w:pPr>
-      <w:r>
-        <w:rPr>
-          <w:sz w:val="26"/>
-          <w:szCs w:val="26"/>
-          <w:lang w:val="en-US"/>
-        </w:rPr>
-        <w:t xml:space="preserve">String </w:t>
-      </w:r>
-      <w:proofErr w:type="spellStart"/>
-      <w:r>
-        <w:rPr>
-          <w:sz w:val="26"/>
-          <w:szCs w:val="26"/>
-          <w:lang w:val="en-US"/>
-        </w:rPr>
-        <w:t>userName</w:t>
-      </w:r>
-      <w:proofErr w:type="spellEnd"/>
-      <w:r>
-        <w:rPr>
-          <w:sz w:val="26"/>
-          <w:szCs w:val="26"/>
-          <w:lang w:val="en-US"/>
-        </w:rPr>
-        <w:t>=”capgdb”;</w:t>
+        <w:t>Use DriverManager to connect java with DB.</w:t>
+      </w:r>
+    </w:p>
+    <w:p>
+      <w:pPr>
+        <w:pStyle w:val="ListParagraph"/>
+        <w:rPr>
+          <w:sz w:val="26"/>
+          <w:szCs w:val="26"/>
+          <w:lang w:val="en-US"/>
+        </w:rPr>
+      </w:pPr>
+      <w:r>
+        <w:rPr>
+          <w:sz w:val="26"/>
+          <w:szCs w:val="26"/>
+          <w:lang w:val="en-US"/>
+        </w:rPr>
+        <w:t>String userName=”capgdb”;</w:t>
       </w:r>
     </w:p>
     <w:p>
@@ -2234,43 +2098,7 @@
           <w:szCs w:val="26"/>
           <w:lang w:val="en-US"/>
         </w:rPr>
-        <w:t>Conn=</w:t>
-      </w:r>
-      <w:proofErr w:type="spellStart"/>
-      <w:r>
-        <w:rPr>
-          <w:sz w:val="26"/>
-          <w:szCs w:val="26"/>
-          <w:lang w:val="en-US"/>
-        </w:rPr>
-        <w:t>DriverMAnager.getConnection</w:t>
-      </w:r>
-      <w:proofErr w:type="spellEnd"/>
-      <w:r>
-        <w:rPr>
-          <w:sz w:val="26"/>
-          <w:szCs w:val="26"/>
-          <w:lang w:val="en-US"/>
-        </w:rPr>
-        <w:t>(</w:t>
-      </w:r>
-      <w:proofErr w:type="spellStart"/>
-      <w:r>
-        <w:rPr>
-          <w:sz w:val="26"/>
-          <w:szCs w:val="26"/>
-          <w:lang w:val="en-US"/>
-        </w:rPr>
-        <w:t>url,userName,password</w:t>
-      </w:r>
-      <w:proofErr w:type="spellEnd"/>
-      <w:r>
-        <w:rPr>
-          <w:sz w:val="26"/>
-          <w:szCs w:val="26"/>
-          <w:lang w:val="en-US"/>
-        </w:rPr>
-        <w:t>);</w:t>
+        <w:t>Conn=DriverMAnager.getConnection(url,userName,password);</w:t>
       </w:r>
     </w:p>
     <w:p>
@@ -2292,61 +2120,25 @@
           <w:szCs w:val="26"/>
           <w:lang w:val="en-US"/>
         </w:rPr>
-        <w:t>Create Statement/</w:t>
-      </w:r>
-      <w:proofErr w:type="spellStart"/>
-      <w:r>
-        <w:rPr>
-          <w:sz w:val="26"/>
-          <w:szCs w:val="26"/>
-          <w:lang w:val="en-US"/>
-        </w:rPr>
-        <w:t>Prapere</w:t>
-      </w:r>
-      <w:proofErr w:type="spellEnd"/>
-      <w:r>
-        <w:rPr>
-          <w:sz w:val="26"/>
-          <w:szCs w:val="26"/>
-          <w:lang w:val="en-US"/>
-        </w:rPr>
-        <w:t xml:space="preserve"> Statements</w:t>
-      </w:r>
-    </w:p>
-    <w:p>
-      <w:pPr>
-        <w:pStyle w:val="ListParagraph"/>
-        <w:rPr>
-          <w:sz w:val="26"/>
-          <w:szCs w:val="26"/>
-          <w:lang w:val="en-US"/>
-        </w:rPr>
-      </w:pPr>
-      <w:r>
-        <w:rPr>
-          <w:sz w:val="26"/>
-          <w:szCs w:val="26"/>
-          <w:lang w:val="en-US"/>
-        </w:rPr>
-        <w:t xml:space="preserve">Used to send SQL </w:t>
-      </w:r>
-      <w:proofErr w:type="spellStart"/>
-      <w:r>
-        <w:rPr>
-          <w:sz w:val="26"/>
-          <w:szCs w:val="26"/>
-          <w:lang w:val="en-US"/>
-        </w:rPr>
-        <w:t>quieries</w:t>
-      </w:r>
-      <w:proofErr w:type="spellEnd"/>
-      <w:r>
-        <w:rPr>
-          <w:sz w:val="26"/>
-          <w:szCs w:val="26"/>
-          <w:lang w:val="en-US"/>
-        </w:rPr>
-        <w:t xml:space="preserve"> to the database</w:t>
+        <w:t>Create Statement/Prapere Statements</w:t>
+      </w:r>
+    </w:p>
+    <w:p>
+      <w:pPr>
+        <w:pStyle w:val="ListParagraph"/>
+        <w:rPr>
+          <w:sz w:val="26"/>
+          <w:szCs w:val="26"/>
+          <w:lang w:val="en-US"/>
+        </w:rPr>
+      </w:pPr>
+      <w:r>
+        <w:rPr>
+          <w:sz w:val="26"/>
+          <w:szCs w:val="26"/>
+          <w:lang w:val="en-US"/>
+        </w:rPr>
+        <w:t>Used to send SQL quieries to the database</w:t>
       </w:r>
     </w:p>
     <w:p>
@@ -2387,43 +2179,7 @@
           <w:szCs w:val="26"/>
           <w:lang w:val="en-US"/>
         </w:rPr>
-        <w:t xml:space="preserve">Statement </w:t>
-      </w:r>
-      <w:proofErr w:type="spellStart"/>
-      <w:r>
-        <w:rPr>
-          <w:sz w:val="26"/>
-          <w:szCs w:val="26"/>
-          <w:lang w:val="en-US"/>
-        </w:rPr>
-        <w:t>stmt</w:t>
-      </w:r>
-      <w:proofErr w:type="spellEnd"/>
-      <w:r>
-        <w:rPr>
-          <w:sz w:val="26"/>
-          <w:szCs w:val="26"/>
-          <w:lang w:val="en-US"/>
-        </w:rPr>
-        <w:t xml:space="preserve">= </w:t>
-      </w:r>
-      <w:proofErr w:type="spellStart"/>
-      <w:r>
-        <w:rPr>
-          <w:sz w:val="26"/>
-          <w:szCs w:val="26"/>
-          <w:lang w:val="en-US"/>
-        </w:rPr>
-        <w:t>con.createStatement</w:t>
-      </w:r>
-      <w:proofErr w:type="spellEnd"/>
-      <w:r>
-        <w:rPr>
-          <w:sz w:val="26"/>
-          <w:szCs w:val="26"/>
-          <w:lang w:val="en-US"/>
-        </w:rPr>
-        <w:t>();</w:t>
+        <w:t>Statement stmt= con.createStatement();</w:t>
       </w:r>
     </w:p>
     <w:p>
@@ -2439,23 +2195,13 @@
           <w:lang w:val="en-US"/>
         </w:rPr>
       </w:pPr>
-      <w:proofErr w:type="spellStart"/>
-      <w:r>
-        <w:rPr>
-          <w:sz w:val="26"/>
-          <w:szCs w:val="26"/>
-          <w:lang w:val="en-US"/>
-        </w:rPr>
-        <w:t>PrepaeredStatement</w:t>
-      </w:r>
-      <w:proofErr w:type="spellEnd"/>
-      <w:r>
-        <w:rPr>
-          <w:sz w:val="26"/>
-          <w:szCs w:val="26"/>
-          <w:lang w:val="en-US"/>
-        </w:rPr>
-        <w:t xml:space="preserve"> </w:t>
+      <w:r>
+        <w:rPr>
+          <w:sz w:val="26"/>
+          <w:szCs w:val="26"/>
+          <w:lang w:val="en-US"/>
+        </w:rPr>
+        <w:t xml:space="preserve">PrepaeredStatement </w:t>
       </w:r>
     </w:p>
     <w:p>
@@ -2474,43 +2220,7 @@
           <w:szCs w:val="26"/>
           <w:lang w:val="en-US"/>
         </w:rPr>
-        <w:t xml:space="preserve">String </w:t>
-      </w:r>
-      <w:proofErr w:type="spellStart"/>
-      <w:r>
-        <w:rPr>
-          <w:sz w:val="26"/>
-          <w:szCs w:val="26"/>
-          <w:lang w:val="en-US"/>
-        </w:rPr>
-        <w:t>insertSql</w:t>
-      </w:r>
-      <w:proofErr w:type="spellEnd"/>
-      <w:r>
-        <w:rPr>
-          <w:sz w:val="26"/>
-          <w:szCs w:val="26"/>
-          <w:lang w:val="en-US"/>
-        </w:rPr>
-        <w:t xml:space="preserve"> ="INSERT INTO EmployeesInfo1 VALUES </w:t>
-      </w:r>
-      <w:proofErr w:type="gramStart"/>
-      <w:r>
-        <w:rPr>
-          <w:sz w:val="26"/>
-          <w:szCs w:val="26"/>
-          <w:lang w:val="en-US"/>
-        </w:rPr>
-        <w:t>(?,</w:t>
-      </w:r>
-      <w:proofErr w:type="gramEnd"/>
-      <w:r>
-        <w:rPr>
-          <w:sz w:val="26"/>
-          <w:szCs w:val="26"/>
-          <w:lang w:val="en-US"/>
-        </w:rPr>
-        <w:t xml:space="preserve"> ?, ?)";</w:t>
+        <w:t>String insertSql ="INSERT INTO EmployeesInfo1 VALUES (?, ?, ?)";</w:t>
       </w:r>
     </w:p>
     <w:p>
@@ -2522,77 +2232,13 @@
           <w:lang w:val="en-US"/>
         </w:rPr>
       </w:pPr>
-      <w:proofErr w:type="spellStart"/>
-      <w:r>
-        <w:rPr>
-          <w:sz w:val="26"/>
-          <w:szCs w:val="26"/>
-          <w:lang w:val="en-US"/>
-        </w:rPr>
-        <w:t>PreparedStatement</w:t>
-      </w:r>
-      <w:proofErr w:type="spellEnd"/>
-      <w:r>
-        <w:rPr>
-          <w:sz w:val="26"/>
-          <w:szCs w:val="26"/>
-          <w:lang w:val="en-US"/>
-        </w:rPr>
-        <w:t xml:space="preserve"> </w:t>
-      </w:r>
-      <w:proofErr w:type="spellStart"/>
-      <w:r>
-        <w:rPr>
-          <w:sz w:val="26"/>
-          <w:szCs w:val="26"/>
-          <w:lang w:val="en-US"/>
-        </w:rPr>
-        <w:t>psInsert</w:t>
-      </w:r>
-      <w:proofErr w:type="spellEnd"/>
-      <w:r>
-        <w:rPr>
-          <w:sz w:val="26"/>
-          <w:szCs w:val="26"/>
-          <w:lang w:val="en-US"/>
-        </w:rPr>
-        <w:t xml:space="preserve"> = </w:t>
-      </w:r>
-      <w:proofErr w:type="spellStart"/>
-      <w:r>
-        <w:rPr>
-          <w:sz w:val="26"/>
-          <w:szCs w:val="26"/>
-          <w:lang w:val="en-US"/>
-        </w:rPr>
-        <w:t>con.prepareStatement</w:t>
-      </w:r>
-      <w:proofErr w:type="spellEnd"/>
-      <w:r>
-        <w:rPr>
-          <w:sz w:val="26"/>
-          <w:szCs w:val="26"/>
-          <w:lang w:val="en-US"/>
-        </w:rPr>
-        <w:t>(</w:t>
-      </w:r>
-      <w:proofErr w:type="spellStart"/>
-      <w:r>
-        <w:rPr>
-          <w:sz w:val="26"/>
-          <w:szCs w:val="26"/>
-          <w:lang w:val="en-US"/>
-        </w:rPr>
-        <w:t>insertSql</w:t>
-      </w:r>
-      <w:proofErr w:type="spellEnd"/>
-      <w:r>
-        <w:rPr>
-          <w:sz w:val="26"/>
-          <w:szCs w:val="26"/>
-          <w:lang w:val="en-US"/>
-        </w:rPr>
-        <w:t>);</w:t>
+      <w:r>
+        <w:rPr>
+          <w:sz w:val="26"/>
+          <w:szCs w:val="26"/>
+          <w:lang w:val="en-US"/>
+        </w:rPr>
+        <w:t>PreparedStatement psInsert = con.prepareStatement(insertSql);</w:t>
       </w:r>
     </w:p>
     <w:p>
@@ -2608,23 +2254,13 @@
           <w:lang w:val="en-US"/>
         </w:rPr>
       </w:pPr>
-      <w:proofErr w:type="spellStart"/>
-      <w:r>
-        <w:rPr>
-          <w:sz w:val="26"/>
-          <w:szCs w:val="26"/>
-          <w:lang w:val="en-US"/>
-        </w:rPr>
-        <w:t>Excute</w:t>
-      </w:r>
-      <w:proofErr w:type="spellEnd"/>
-      <w:r>
-        <w:rPr>
-          <w:sz w:val="26"/>
-          <w:szCs w:val="26"/>
-          <w:lang w:val="en-US"/>
-        </w:rPr>
-        <w:t xml:space="preserve"> SQL queries</w:t>
+      <w:r>
+        <w:rPr>
+          <w:sz w:val="26"/>
+          <w:szCs w:val="26"/>
+          <w:lang w:val="en-US"/>
+        </w:rPr>
+        <w:t>Excute SQL queries</w:t>
       </w:r>
     </w:p>
     <w:p>
@@ -2672,7 +2308,6 @@
           <w:lang w:val="en-US"/>
         </w:rPr>
       </w:pPr>
-      <w:proofErr w:type="spellStart"/>
       <w:r>
         <w:rPr>
           <w:sz w:val="26"/>
@@ -2680,44 +2315,25 @@
           <w:lang w:val="en-US"/>
         </w:rPr>
         <w:lastRenderedPageBreak/>
-        <w:t>executeQuery</w:t>
-      </w:r>
-      <w:proofErr w:type="spellEnd"/>
-      <w:r>
-        <w:rPr>
-          <w:sz w:val="26"/>
-          <w:szCs w:val="26"/>
-          <w:lang w:val="en-US"/>
-        </w:rPr>
-        <w:t>()       :Select</w:t>
-      </w:r>
-    </w:p>
-    <w:p>
-      <w:pPr>
-        <w:pStyle w:val="ListParagraph"/>
-        <w:rPr>
-          <w:sz w:val="26"/>
-          <w:szCs w:val="26"/>
-          <w:lang w:val="en-US"/>
-        </w:rPr>
-      </w:pPr>
-      <w:proofErr w:type="spellStart"/>
-      <w:r>
-        <w:rPr>
-          <w:sz w:val="26"/>
-          <w:szCs w:val="26"/>
-          <w:lang w:val="en-US"/>
-        </w:rPr>
-        <w:t>executeUpdate</w:t>
-      </w:r>
-      <w:proofErr w:type="spellEnd"/>
-      <w:r>
-        <w:rPr>
-          <w:sz w:val="26"/>
-          <w:szCs w:val="26"/>
-          <w:lang w:val="en-US"/>
-        </w:rPr>
-        <w:t>()     :Updates</w:t>
+        <w:t>executeQuery()       :Select</w:t>
+      </w:r>
+    </w:p>
+    <w:p>
+      <w:pPr>
+        <w:pStyle w:val="ListParagraph"/>
+        <w:rPr>
+          <w:sz w:val="26"/>
+          <w:szCs w:val="26"/>
+          <w:lang w:val="en-US"/>
+        </w:rPr>
+      </w:pPr>
+      <w:r>
+        <w:rPr>
+          <w:sz w:val="26"/>
+          <w:szCs w:val="26"/>
+          <w:lang w:val="en-US"/>
+        </w:rPr>
+        <w:t>executeUpdate()     :Updates</w:t>
       </w:r>
     </w:p>
     <w:p>
@@ -2757,109 +2373,61 @@
           <w:szCs w:val="26"/>
           <w:lang w:val="en-US"/>
         </w:rPr>
-        <w:t xml:space="preserve">Process </w:t>
-      </w:r>
-      <w:proofErr w:type="spellStart"/>
-      <w:r>
-        <w:rPr>
-          <w:sz w:val="26"/>
-          <w:szCs w:val="26"/>
-          <w:lang w:val="en-US"/>
-        </w:rPr>
-        <w:t>ResultSet</w:t>
-      </w:r>
-      <w:proofErr w:type="spellEnd"/>
-    </w:p>
-    <w:p>
-      <w:pPr>
-        <w:pStyle w:val="ListParagraph"/>
-        <w:rPr>
-          <w:sz w:val="26"/>
-          <w:szCs w:val="26"/>
-          <w:lang w:val="en-US"/>
-        </w:rPr>
-      </w:pPr>
-      <w:proofErr w:type="spellStart"/>
-      <w:r>
-        <w:rPr>
-          <w:sz w:val="26"/>
-          <w:szCs w:val="26"/>
-          <w:lang w:val="en-US"/>
-        </w:rPr>
-        <w:t>ResultSet</w:t>
-      </w:r>
-      <w:proofErr w:type="spellEnd"/>
-      <w:r>
-        <w:rPr>
-          <w:sz w:val="26"/>
-          <w:szCs w:val="26"/>
-          <w:lang w:val="en-US"/>
-        </w:rPr>
-        <w:t xml:space="preserve"> store the data returned by SELECT query.</w:t>
-      </w:r>
-    </w:p>
-    <w:p>
-      <w:pPr>
-        <w:pStyle w:val="ListParagraph"/>
-        <w:rPr>
-          <w:sz w:val="26"/>
-          <w:szCs w:val="26"/>
-          <w:lang w:val="en-US"/>
-        </w:rPr>
-      </w:pPr>
-      <w:proofErr w:type="spellStart"/>
-      <w:r>
-        <w:rPr>
-          <w:sz w:val="26"/>
-          <w:szCs w:val="26"/>
-          <w:lang w:val="en-US"/>
-        </w:rPr>
-        <w:t>rs.next</w:t>
-      </w:r>
-      <w:proofErr w:type="spellEnd"/>
-      <w:r>
-        <w:rPr>
-          <w:sz w:val="26"/>
-          <w:szCs w:val="26"/>
-          <w:lang w:val="en-US"/>
-        </w:rPr>
-        <w:t>() moves row by row</w:t>
-      </w:r>
-    </w:p>
-    <w:p>
-      <w:pPr>
-        <w:pStyle w:val="ListParagraph"/>
-        <w:rPr>
-          <w:sz w:val="26"/>
-          <w:szCs w:val="26"/>
-          <w:lang w:val="en-US"/>
-        </w:rPr>
-      </w:pPr>
-      <w:r>
-        <w:rPr>
-          <w:sz w:val="26"/>
-          <w:szCs w:val="26"/>
-          <w:lang w:val="en-US"/>
-        </w:rPr>
-        <w:t>while(</w:t>
-      </w:r>
-      <w:proofErr w:type="spellStart"/>
-      <w:r>
-        <w:rPr>
-          <w:sz w:val="26"/>
-          <w:szCs w:val="26"/>
-          <w:lang w:val="en-US"/>
-        </w:rPr>
-        <w:t>res.next</w:t>
-      </w:r>
-      <w:proofErr w:type="spellEnd"/>
-      <w:r>
-        <w:rPr>
-          <w:sz w:val="26"/>
-          <w:szCs w:val="26"/>
-          <w:lang w:val="en-US"/>
-        </w:rPr>
-        <w:t>()) {</w:t>
+        <w:t>Process ResultSet</w:t>
+      </w:r>
+    </w:p>
+    <w:p>
+      <w:pPr>
+        <w:pStyle w:val="ListParagraph"/>
+        <w:rPr>
+          <w:sz w:val="26"/>
+          <w:szCs w:val="26"/>
+          <w:lang w:val="en-US"/>
+        </w:rPr>
+      </w:pPr>
+      <w:r>
+        <w:rPr>
+          <w:sz w:val="26"/>
+          <w:szCs w:val="26"/>
+          <w:lang w:val="en-US"/>
+        </w:rPr>
+        <w:t>ResultSet store the data returned by SELECT query.</w:t>
+      </w:r>
+    </w:p>
+    <w:p>
+      <w:pPr>
+        <w:pStyle w:val="ListParagraph"/>
+        <w:rPr>
+          <w:sz w:val="26"/>
+          <w:szCs w:val="26"/>
+          <w:lang w:val="en-US"/>
+        </w:rPr>
+      </w:pPr>
+      <w:r>
+        <w:rPr>
+          <w:sz w:val="26"/>
+          <w:szCs w:val="26"/>
+          <w:lang w:val="en-US"/>
+        </w:rPr>
+        <w:t>rs.next() moves row by row</w:t>
+      </w:r>
+    </w:p>
+    <w:p>
+      <w:pPr>
+        <w:pStyle w:val="ListParagraph"/>
+        <w:rPr>
+          <w:sz w:val="26"/>
+          <w:szCs w:val="26"/>
+          <w:lang w:val="en-US"/>
+        </w:rPr>
+      </w:pPr>
+      <w:r>
+        <w:rPr>
+          <w:sz w:val="26"/>
+          <w:szCs w:val="26"/>
+          <w:lang w:val="en-US"/>
+        </w:rPr>
+        <w:t>while(res.next()) {</w:t>
       </w:r>
     </w:p>
     <w:p>
@@ -2878,42 +2446,7 @@
           <w:lang w:val="en-US"/>
         </w:rPr>
         <w:tab/>
-      </w:r>
-      <w:proofErr w:type="spellStart"/>
-      <w:r>
-        <w:rPr>
-          <w:sz w:val="26"/>
-          <w:szCs w:val="26"/>
-          <w:lang w:val="en-US"/>
-        </w:rPr>
-        <w:t>System.out.print</w:t>
-      </w:r>
-      <w:proofErr w:type="spellEnd"/>
-      <w:r>
-        <w:rPr>
-          <w:sz w:val="26"/>
-          <w:szCs w:val="26"/>
-          <w:lang w:val="en-US"/>
-        </w:rPr>
-        <w:t>(</w:t>
-      </w:r>
-      <w:proofErr w:type="spellStart"/>
-      <w:r>
-        <w:rPr>
-          <w:sz w:val="26"/>
-          <w:szCs w:val="26"/>
-          <w:lang w:val="en-US"/>
-        </w:rPr>
-        <w:t>res.getInt</w:t>
-      </w:r>
-      <w:proofErr w:type="spellEnd"/>
-      <w:r>
-        <w:rPr>
-          <w:sz w:val="26"/>
-          <w:szCs w:val="26"/>
-          <w:lang w:val="en-US"/>
-        </w:rPr>
-        <w:t>(1)+"  ");</w:t>
+        <w:t>System.out.print(res.getInt(1)+"  ");</w:t>
       </w:r>
     </w:p>
     <w:p>
@@ -2932,60 +2465,7 @@
           <w:lang w:val="en-US"/>
         </w:rPr>
         <w:tab/>
-      </w:r>
-      <w:proofErr w:type="spellStart"/>
-      <w:r>
-        <w:rPr>
-          <w:sz w:val="26"/>
-          <w:szCs w:val="26"/>
-          <w:lang w:val="en-US"/>
-        </w:rPr>
-        <w:t>System.out.print</w:t>
-      </w:r>
-      <w:proofErr w:type="spellEnd"/>
-      <w:r>
-        <w:rPr>
-          <w:sz w:val="26"/>
-          <w:szCs w:val="26"/>
-          <w:lang w:val="en-US"/>
-        </w:rPr>
-        <w:t>("Employee name:"+</w:t>
-      </w:r>
-      <w:proofErr w:type="spellStart"/>
-      <w:r>
-        <w:rPr>
-          <w:sz w:val="26"/>
-          <w:szCs w:val="26"/>
-          <w:lang w:val="en-US"/>
-        </w:rPr>
-        <w:t>res.getString</w:t>
-      </w:r>
-      <w:proofErr w:type="spellEnd"/>
-      <w:r>
-        <w:rPr>
-          <w:sz w:val="26"/>
-          <w:szCs w:val="26"/>
-          <w:lang w:val="en-US"/>
-        </w:rPr>
-        <w:t>("</w:t>
-      </w:r>
-      <w:proofErr w:type="spellStart"/>
-      <w:r>
-        <w:rPr>
-          <w:sz w:val="26"/>
-          <w:szCs w:val="26"/>
-          <w:lang w:val="en-US"/>
-        </w:rPr>
-        <w:t>ename</w:t>
-      </w:r>
-      <w:proofErr w:type="spellEnd"/>
-      <w:r>
-        <w:rPr>
-          <w:sz w:val="26"/>
-          <w:szCs w:val="26"/>
-          <w:lang w:val="en-US"/>
-        </w:rPr>
-        <w:t>")+"  ");</w:t>
+        <w:t>System.out.print("Employee name:"+res.getString("ename")+"  ");</w:t>
       </w:r>
     </w:p>
     <w:p>
@@ -3004,60 +2484,7 @@
           <w:lang w:val="en-US"/>
         </w:rPr>
         <w:tab/>
-      </w:r>
-      <w:proofErr w:type="spellStart"/>
-      <w:r>
-        <w:rPr>
-          <w:sz w:val="26"/>
-          <w:szCs w:val="26"/>
-          <w:lang w:val="en-US"/>
-        </w:rPr>
-        <w:t>System.out.println</w:t>
-      </w:r>
-      <w:proofErr w:type="spellEnd"/>
-      <w:r>
-        <w:rPr>
-          <w:sz w:val="26"/>
-          <w:szCs w:val="26"/>
-          <w:lang w:val="en-US"/>
-        </w:rPr>
-        <w:t xml:space="preserve">("Emp </w:t>
-      </w:r>
-      <w:proofErr w:type="spellStart"/>
-      <w:r>
-        <w:rPr>
-          <w:sz w:val="26"/>
-          <w:szCs w:val="26"/>
-          <w:lang w:val="en-US"/>
-        </w:rPr>
-        <w:t>sal</w:t>
-      </w:r>
-      <w:proofErr w:type="spellEnd"/>
-      <w:r>
-        <w:rPr>
-          <w:sz w:val="26"/>
-          <w:szCs w:val="26"/>
-          <w:lang w:val="en-US"/>
-        </w:rPr>
-        <w:t>:"+</w:t>
-      </w:r>
-      <w:proofErr w:type="spellStart"/>
-      <w:r>
-        <w:rPr>
-          <w:sz w:val="26"/>
-          <w:szCs w:val="26"/>
-          <w:lang w:val="en-US"/>
-        </w:rPr>
-        <w:t>res.getInt</w:t>
-      </w:r>
-      <w:proofErr w:type="spellEnd"/>
-      <w:r>
-        <w:rPr>
-          <w:sz w:val="26"/>
-          <w:szCs w:val="26"/>
-          <w:lang w:val="en-US"/>
-        </w:rPr>
-        <w:t>(3));</w:t>
+        <w:t>System.out.println("Emp sal:"+res.getInt(3));</w:t>
       </w:r>
     </w:p>
     <w:p>
@@ -3097,18 +2524,8 @@
           <w:szCs w:val="26"/>
           <w:lang w:val="en-US"/>
         </w:rPr>
-        <w:t xml:space="preserve">Close </w:t>
-      </w:r>
-      <w:proofErr w:type="spellStart"/>
-      <w:r>
-        <w:rPr>
-          <w:sz w:val="26"/>
-          <w:szCs w:val="26"/>
-          <w:lang w:val="en-US"/>
-        </w:rPr>
-        <w:t>ResultSet</w:t>
-      </w:r>
-      <w:proofErr w:type="spellEnd"/>
+        <w:t>Close ResultSet</w:t>
+      </w:r>
     </w:p>
     <w:p>
       <w:pPr>
@@ -3137,7 +2554,6 @@
           <w:lang w:val="en-US"/>
         </w:rPr>
       </w:pPr>
-      <w:proofErr w:type="spellStart"/>
       <w:r>
         <w:rPr>
           <w:sz w:val="26"/>
@@ -3152,16 +2568,7 @@
           <w:szCs w:val="26"/>
           <w:lang w:val="en-US"/>
         </w:rPr>
-        <w:t>s.close</w:t>
-      </w:r>
-      <w:proofErr w:type="spellEnd"/>
-      <w:r>
-        <w:rPr>
-          <w:sz w:val="26"/>
-          <w:szCs w:val="26"/>
-          <w:lang w:val="en-US"/>
-        </w:rPr>
-        <w:t>()</w:t>
+        <w:t>s.close()</w:t>
       </w:r>
       <w:r>
         <w:rPr>
@@ -3373,7 +2780,6 @@
           <w:lang w:val="en-US"/>
         </w:rPr>
       </w:pPr>
-      <w:proofErr w:type="spellStart"/>
       <w:r>
         <w:rPr>
           <w:sz w:val="26"/>
@@ -3382,7 +2788,6 @@
         </w:rPr>
         <w:t>PraperedStatements</w:t>
       </w:r>
-      <w:proofErr w:type="spellEnd"/>
     </w:p>
     <w:p>
       <w:pPr>
@@ -3425,51 +2830,15 @@
           <w:szCs w:val="26"/>
           <w:lang w:val="en-US"/>
         </w:rPr>
-        <w:t xml:space="preserve">A </w:t>
-      </w:r>
-      <w:proofErr w:type="spellStart"/>
-      <w:r>
-        <w:rPr>
-          <w:sz w:val="26"/>
-          <w:szCs w:val="26"/>
-          <w:lang w:val="en-US"/>
-        </w:rPr>
-        <w:t>preparedStatements</w:t>
-      </w:r>
-      <w:proofErr w:type="spellEnd"/>
-      <w:r>
-        <w:rPr>
-          <w:sz w:val="26"/>
-          <w:szCs w:val="26"/>
-          <w:lang w:val="en-US"/>
-        </w:rPr>
-        <w:t xml:space="preserve"> in SQL is prepared SQL is a precompiled SQL statement</w:t>
-      </w:r>
-      <w:r>
-        <w:rPr>
-          <w:sz w:val="26"/>
-          <w:szCs w:val="26"/>
-          <w:lang w:val="en-US"/>
-        </w:rPr>
-        <w:t xml:space="preserve"> that allows you to </w:t>
-      </w:r>
-      <w:proofErr w:type="spellStart"/>
-      <w:r>
-        <w:rPr>
-          <w:sz w:val="26"/>
-          <w:szCs w:val="26"/>
-          <w:lang w:val="en-US"/>
-        </w:rPr>
-        <w:t>ecexute</w:t>
-      </w:r>
-      <w:proofErr w:type="spellEnd"/>
-      <w:r>
-        <w:rPr>
-          <w:sz w:val="26"/>
-          <w:szCs w:val="26"/>
-          <w:lang w:val="en-US"/>
-        </w:rPr>
-        <w:t xml:space="preserve"> the same SQL query with different parameter values repeatedly.</w:t>
+        <w:t>A preparedStatements in SQL is prepared SQL is a precompiled SQL statement</w:t>
+      </w:r>
+      <w:r>
+        <w:rPr>
+          <w:sz w:val="26"/>
+          <w:szCs w:val="26"/>
+          <w:lang w:val="en-US"/>
+        </w:rPr>
+        <w:t xml:space="preserve"> that allows you to ecexute the same SQL query with different parameter values repeatedly.</w:t>
       </w:r>
     </w:p>
     <w:p>
@@ -3507,7 +2876,6 @@
           <w:lang w:val="en-US"/>
         </w:rPr>
       </w:pPr>
-      <w:proofErr w:type="spellStart"/>
       <w:r>
         <w:rPr>
           <w:sz w:val="26"/>
@@ -3515,16 +2883,7 @@
           <w:lang w:val="en-US"/>
         </w:rPr>
         <w:lastRenderedPageBreak/>
-        <w:t>PreparedStatements</w:t>
-      </w:r>
-      <w:proofErr w:type="spellEnd"/>
-      <w:r>
-        <w:rPr>
-          <w:sz w:val="26"/>
-          <w:szCs w:val="26"/>
-          <w:lang w:val="en-US"/>
-        </w:rPr>
-        <w:t xml:space="preserve"> helps prevent SQL injection attacks and enhances database query execution efficiency by reducing  the need for query recompilation, making it a valuable tool for database interaction in application.</w:t>
+        <w:t>PreparedStatements helps prevent SQL injection attacks and enhances database query execution efficiency by reducing  the need for query recompilation, making it a valuable tool for database interaction in application.</w:t>
       </w:r>
     </w:p>
     <w:p>
@@ -3632,16 +2991,14 @@
         </w:rPr>
         <w:t xml:space="preserve">Type 3 :  Network Protocol Driver (Fully java </w:t>
       </w:r>
-      <w:proofErr w:type="spellStart"/>
-      <w:r>
-        <w:rPr>
-          <w:sz w:val="26"/>
-          <w:szCs w:val="26"/>
-          <w:lang w:val="en-US"/>
-        </w:rPr>
-        <w:t>MiddleWare</w:t>
-      </w:r>
-      <w:proofErr w:type="spellEnd"/>
+      <w:r>
+        <w:rPr>
+          <w:sz w:val="26"/>
+          <w:szCs w:val="26"/>
+          <w:lang w:val="en-US"/>
+        </w:rPr>
+        <w:t>Middleware</w:t>
+      </w:r>
       <w:r>
         <w:rPr>
           <w:sz w:val="26"/>
@@ -3670,7 +3027,23 @@
           <w:szCs w:val="26"/>
           <w:lang w:val="en-US"/>
         </w:rPr>
-        <w:t>Type 4 :  Thin Driver (100% pure Java driver</w:t>
+        <w:t>Type 4 :  Thin Driver (100% pure Jav</w:t>
+      </w:r>
+      <w:r>
+        <w:rPr>
+          <w:sz w:val="26"/>
+          <w:szCs w:val="26"/>
+          <w:lang w:val="en-US"/>
+        </w:rPr>
+        <w:t>=</w:t>
+      </w:r>
+      <w:r>
+        <w:rPr>
+          <w:sz w:val="26"/>
+          <w:szCs w:val="26"/>
+          <w:lang w:val="en-US"/>
+        </w:rPr>
+        <w:t>a driver</w:t>
       </w:r>
       <w:r>
         <w:rPr>
@@ -5127,6 +4500,7 @@
   <w:style w:type="character" w:default="1" w:styleId="DefaultParagraphFont">
     <w:name w:val="Default Paragraph Font"/>
     <w:uiPriority w:val="1"/>
+    <w:semiHidden/>
     <w:unhideWhenUsed/>
   </w:style>
   <w:style w:type="table" w:default="1" w:styleId="TableNormal">
